--- a/papers/包级复核收口报告_2026-10-25.docx
+++ b/papers/包级复核收口报告_2026-10-25.docx
@@ -16,12 +16,6 @@
         <w:pStyle w:val="BlockText"/>
       </w:pPr>
       <w:r>
-        <w:t xml:space="preserve">★</w:t>
-      </w:r>
-      <w:r>
-        <w:t xml:space="preserve"> </w:t>
-      </w:r>
-      <w:r>
         <w:rPr>
           <w:bCs/>
           <w:b/>
@@ -29,7 +23,7 @@
         <w:t xml:space="preserve">本文件回答一件事</w:t>
       </w:r>
       <w:r>
-        <w:t xml:space="preserve">：★</w:t>
+        <w:t xml:space="preserve">：</w:t>
       </w:r>
       <w:r>
         <w:t xml:space="preserve"> </w:t>
@@ -39,13 +33,7 @@
           <w:bCs/>
           <w:b/>
         </w:rPr>
-        <w:t xml:space="preserve">审计人 v2 报了 7 应修 + 4 建议 ⇒ 逐条处置到哪了？</w:t>
-      </w:r>
-      <w:r>
-        <w:t xml:space="preserve"> </w:t>
-      </w:r>
-      <w:r>
-        <w:t xml:space="preserve">★</w:t>
+        <w:t xml:space="preserve">审计人 v2 报了 7 应修 + 4 建议，逐条处理到哪了？</w:t>
       </w:r>
       <w:r>
         <w:t xml:space="preserve"> </w:t>
@@ -58,10 +46,7 @@
         <w:t xml:space="preserve">本文件不背书任何「通过」</w:t>
       </w:r>
       <w:r>
-        <w:t xml:space="preserve"> </w:t>
-      </w:r>
-      <w:r>
-        <w:t xml:space="preserve">⇒ ★ v2 的裁定是</w:t>
+        <w:t xml:space="preserve">，v2 的裁定是</w:t>
       </w:r>
       <w:r>
         <w:rPr>
@@ -71,10 +56,7 @@
         <w:t xml:space="preserve">「有条件通过」</w:t>
       </w:r>
       <w:r>
-        <w:t xml:space="preserve">（阻断 0 · 应修 7 · 建议 4）⇒ ⇒ ★</w:t>
-      </w:r>
-      <w:r>
-        <w:t xml:space="preserve"> </w:t>
+        <w:t xml:space="preserve">（阻断 0 · 应修 7 · 建议 4），</w:t>
       </w:r>
       <w:r>
         <w:rPr>
@@ -90,7 +72,7 @@
         <w:t xml:space="preserve"> </w:t>
       </w:r>
       <w:r>
-        <w:t xml:space="preserve">★ 全部断言带回源（文件路径 / 行字节 / sha256）｜★</w:t>
+        <w:t xml:space="preserve">全部断言带回源（文件路径 / 行字节 / sha256）｜</w:t>
       </w:r>
       <w:r>
         <w:t xml:space="preserve"> </w:t>
@@ -141,12 +123,6 @@
               <w:jc w:val="left"/>
             </w:pPr>
             <w:r>
-              <w:t xml:space="preserve">★</w:t>
-            </w:r>
-            <w:r>
-              <w:t xml:space="preserve"> </w:t>
-            </w:r>
-            <w:r>
               <w:rPr>
                 <w:bCs/>
                 <w:b/>
@@ -163,12 +139,6 @@
               <w:jc w:val="left"/>
             </w:pPr>
             <w:r>
-              <w:t xml:space="preserve">★</w:t>
-            </w:r>
-            <w:r>
-              <w:t xml:space="preserve"> </w:t>
-            </w:r>
-            <w:r>
               <w:rPr>
                 <w:bCs/>
                 <w:b/>
@@ -221,10 +191,7 @@
               <w:t xml:space="preserve">4</w:t>
             </w:r>
             <w:r>
-              <w:t xml:space="preserve">（★</w:t>
-            </w:r>
-            <w:r>
-              <w:t xml:space="preserve"> </w:t>
+              <w:t xml:space="preserve">（</w:t>
             </w:r>
             <w:r>
               <w:rPr>
@@ -234,7 +201,7 @@
               <w:t xml:space="preserve">不是「0 新发现」</w:t>
             </w:r>
             <w:r>
-              <w:t xml:space="preserve">）｜★ 绑定包 sha</w:t>
+              <w:t xml:space="preserve">）｜ 绑定包 sha</w:t>
             </w:r>
             <w:r>
               <w:t xml:space="preserve"> </w:t>
@@ -257,42 +224,30 @@
               <w:jc w:val="left"/>
             </w:pPr>
             <w:r>
-              <w:t xml:space="preserve">★</w:t>
-            </w:r>
-            <w:r>
-              <w:t xml:space="preserve"> </w:t>
-            </w:r>
-            <w:r>
-              <w:rPr>
-                <w:bCs/>
-                <w:b/>
-              </w:rPr>
-              <w:t xml:space="preserve">我处置了什么</w:t>
-            </w:r>
-          </w:p>
-        </w:tc>
-        <w:tc>
-          <w:tcPr/>
-          <w:p>
-            <w:pPr>
-              <w:pStyle w:val="Compact"/>
-              <w:jc w:val="left"/>
-            </w:pPr>
-            <w:r>
-              <w:t xml:space="preserve">★</w:t>
-            </w:r>
-            <w:r>
-              <w:t xml:space="preserve"> </w:t>
-            </w:r>
-            <w:r>
-              <w:rPr>
-                <w:bCs/>
-                <w:b/>
-              </w:rPr>
-              <w:t xml:space="preserve">11 条全部处置</w:t>
-            </w:r>
-            <w:r>
-              <w:t xml:space="preserve">（R-01…R-07 · S-01…S-04）｜★ 逐条见 §2</w:t>
+              <w:rPr>
+                <w:bCs/>
+                <w:b/>
+              </w:rPr>
+              <w:t xml:space="preserve">我处理了什么</w:t>
+            </w:r>
+          </w:p>
+        </w:tc>
+        <w:tc>
+          <w:tcPr/>
+          <w:p>
+            <w:pPr>
+              <w:pStyle w:val="Compact"/>
+              <w:jc w:val="left"/>
+            </w:pPr>
+            <w:r>
+              <w:rPr>
+                <w:bCs/>
+                <w:b/>
+              </w:rPr>
+              <w:t xml:space="preserve">11 条全部处理</w:t>
+            </w:r>
+            <w:r>
+              <w:t xml:space="preserve">（R-01…R-07 · S-01…S-04）｜ 逐条见 §2</w:t>
             </w:r>
           </w:p>
         </w:tc>
@@ -306,12 +261,6 @@
               <w:jc w:val="left"/>
             </w:pPr>
             <w:r>
-              <w:t xml:space="preserve">★</w:t>
-            </w:r>
-            <w:r>
-              <w:t xml:space="preserve"> </w:t>
-            </w:r>
-            <w:r>
               <w:rPr>
                 <w:bCs/>
                 <w:b/>
@@ -328,12 +277,6 @@
               <w:jc w:val="left"/>
             </w:pPr>
             <w:r>
-              <w:t xml:space="preserve">★</w:t>
-            </w:r>
-            <w:r>
-              <w:t xml:space="preserve"> </w:t>
-            </w:r>
-            <w:r>
               <w:rPr>
                 <w:bCs/>
                 <w:b/>
@@ -417,7 +360,7 @@
               <w:t xml:space="preserve">build_docx.sh</w:t>
             </w:r>
             <w:r>
-              <w:t xml:space="preserve">）｜★</w:t>
+              <w:t xml:space="preserve">）｜</w:t>
             </w:r>
             <w:r>
               <w:t xml:space="preserve"> </w:t>
@@ -441,29 +384,19 @@
               <w:jc w:val="left"/>
             </w:pPr>
             <w:r>
-              <w:t xml:space="preserve">★</w:t>
-            </w:r>
-            <w:r>
-              <w:t xml:space="preserve"> </w:t>
-            </w:r>
-            <w:r>
-              <w:rPr>
-                <w:bCs/>
-                <w:b/>
-              </w:rPr>
-              <w:t xml:space="preserve">★ 三件必须一起说清的</w:t>
-            </w:r>
-          </w:p>
-        </w:tc>
-        <w:tc>
-          <w:tcPr/>
-          <w:p>
-            <w:pPr>
-              <w:pStyle w:val="Compact"/>
-              <w:jc w:val="left"/>
-            </w:pPr>
-            <w:r>
-              <w:t xml:space="preserve">★ ①</w:t>
+              <w:t xml:space="preserve">** 三件必须一起说清的**</w:t>
+            </w:r>
+          </w:p>
+        </w:tc>
+        <w:tc>
+          <w:tcPr/>
+          <w:p>
+            <w:pPr>
+              <w:pStyle w:val="Compact"/>
+              <w:jc w:val="left"/>
+            </w:pPr>
+            <w:r>
+              <w:t xml:space="preserve">①</w:t>
             </w:r>
             <w:r>
               <w:t xml:space="preserve"> </w:t>
@@ -505,7 +438,7 @@
               <w:t xml:space="preserve">的字节已经没了</w:t>
             </w:r>
             <w:r>
-              <w:t xml:space="preserve">（★ 随沙箱重置丢的）⇒ ★ 他的裁决绑定在一个</w:t>
+              <w:t xml:space="preserve">（随沙箱重置丢的），他的裁决绑定在一个</w:t>
             </w:r>
             <w:r>
               <w:rPr>
@@ -518,7 +451,10 @@
               <w:t xml:space="preserve">上</w:t>
             </w:r>
             <w:r>
-              <w:t xml:space="preserve">★ ②</w:t>
+              <w:t xml:space="preserve"> </w:t>
+            </w:r>
+            <w:r>
+              <w:t xml:space="preserve">②</w:t>
             </w:r>
             <w:r>
               <w:t xml:space="preserve"> </w:t>
@@ -531,10 +467,13 @@
               <w:t xml:space="preserve">改稿过程史（旧分支 33 commits）永久丢失</w:t>
             </w:r>
             <w:r>
-              <w:t xml:space="preserve">（★ 从未推送 ⇒ GitHub 上也没有）</w:t>
-            </w:r>
-            <w:r>
-              <w:t xml:space="preserve">★ ③</w:t>
+              <w:t xml:space="preserve">（从未推送，GitHub 上也没有）</w:t>
+            </w:r>
+            <w:r>
+              <w:t xml:space="preserve"> </w:t>
+            </w:r>
+            <w:r>
+              <w:t xml:space="preserve">③</w:t>
             </w:r>
             <w:r>
               <w:t xml:space="preserve"> </w:t>
@@ -569,10 +508,7 @@
               <w:t xml:space="preserve">（比包内版多 29 行）也丢了</w:t>
             </w:r>
             <w:r>
-              <w:t xml:space="preserve"> </w:t>
-            </w:r>
-            <w:r>
-              <w:t xml:space="preserve">⇒ ★ 本包按审计报告 §D2.1 的</w:t>
+              <w:t xml:space="preserve">，本包按审计报告 §D2.1 的</w:t>
             </w:r>
             <w:r>
               <w:rPr>
@@ -582,10 +518,7 @@
               <w:t xml:space="preserve">逐字引用</w:t>
             </w:r>
             <w:r>
-              <w:t xml:space="preserve">重建了那一段 ⇒ ★</w:t>
-            </w:r>
-            <w:r>
-              <w:t xml:space="preserve"> </w:t>
+              <w:t xml:space="preserve">重建了那一段，</w:t>
             </w:r>
             <w:r>
               <w:rPr>
@@ -606,12 +539,6 @@
               <w:jc w:val="left"/>
             </w:pPr>
             <w:r>
-              <w:t xml:space="preserve">★</w:t>
-            </w:r>
-            <w:r>
-              <w:t xml:space="preserve"> </w:t>
-            </w:r>
-            <w:r>
               <w:rPr>
                 <w:bCs/>
                 <w:b/>
@@ -628,12 +555,6 @@
               <w:jc w:val="left"/>
             </w:pPr>
             <w:r>
-              <w:t xml:space="preserve">★</w:t>
-            </w:r>
-            <w:r>
-              <w:t xml:space="preserve"> </w:t>
-            </w:r>
-            <w:r>
               <w:rPr>
                 <w:bCs/>
                 <w:b/>
@@ -641,7 +562,7 @@
               <w:t xml:space="preserve">终版候选</w:t>
             </w:r>
             <w:r>
-              <w:t xml:space="preserve">（★ v2 的 11 条已处置 · ★</w:t>
+              <w:t xml:space="preserve">（v2 的 11 条已处理 ·</w:t>
             </w:r>
             <w:r>
               <w:t xml:space="preserve"> </w:t>
@@ -654,10 +575,7 @@
               <w:t xml:space="preserve">v3 尚未出</w:t>
             </w:r>
             <w:r>
-              <w:t xml:space="preserve">）⇒ ★</w:t>
-            </w:r>
-            <w:r>
-              <w:t xml:space="preserve"> </w:t>
+              <w:t xml:space="preserve">），</w:t>
             </w:r>
             <w:r>
               <w:rPr>
@@ -682,7 +600,7 @@
               <w:t xml:space="preserve">sha256sum SHA256SUMS.txt</w:t>
             </w:r>
             <w:r>
-              <w:t xml:space="preserve">（★ 非循环）</w:t>
+              <w:t xml:space="preserve">（非循环）</w:t>
             </w:r>
           </w:p>
         </w:tc>
@@ -696,13 +614,13 @@
       </w:r>
     </w:p>
     <w:bookmarkEnd w:id="20"/>
-    <w:bookmarkStart w:id="24" w:name="三件必须一起说清的事本轮最硬的发现"/>
+    <w:bookmarkStart w:id="24" w:name="三件必须一起说清的事这一轮最硬的发现"/>
     <w:p>
       <w:pPr>
         <w:pStyle w:val="Heading2"/>
       </w:pPr>
       <w:r>
-        <w:t xml:space="preserve">1 · ★ 三件必须一起说清的事（本轮最硬的发现）</w:t>
+        <w:t xml:space="preserve">1 · 三件必须一起说清的事（这一轮最硬的发现）</w:t>
       </w:r>
     </w:p>
     <w:bookmarkStart w:id="21" w:name="v2-的裁决绑定在一个已经不存在的对象上"/>
@@ -711,7 +629,7 @@
         <w:pStyle w:val="Heading3"/>
       </w:pPr>
       <w:r>
-        <w:t xml:space="preserve">1.1 · ★</w:t>
+        <w:t xml:space="preserve">1.1 ·</w:t>
       </w:r>
       <w:r>
         <w:t xml:space="preserve"> </w:t>
@@ -772,7 +690,7 @@
               <w:jc w:val="left"/>
             </w:pPr>
             <w:r>
-              <w:t xml:space="preserve">★ v2 审的对象</w:t>
+              <w:t xml:space="preserve">v2 审的对象</w:t>
             </w:r>
           </w:p>
         </w:tc>
@@ -810,12 +728,6 @@
               <w:jc w:val="left"/>
             </w:pPr>
             <w:r>
-              <w:t xml:space="preserve">★</w:t>
-            </w:r>
-            <w:r>
-              <w:t xml:space="preserve"> </w:t>
-            </w:r>
-            <w:r>
               <w:rPr>
                 <w:bCs/>
                 <w:b/>
@@ -832,12 +744,6 @@
               <w:jc w:val="left"/>
             </w:pPr>
             <w:r>
-              <w:t xml:space="preserve">★</w:t>
-            </w:r>
-            <w:r>
-              <w:t xml:space="preserve"> </w:t>
-            </w:r>
-            <w:r>
               <w:rPr>
                 <w:bCs/>
                 <w:b/>
@@ -845,13 +751,7 @@
               <w:t xml:space="preserve">不在 drive、不在 GitHub、本地沙箱已重置</w:t>
             </w:r>
             <w:r>
-              <w:t xml:space="preserve"> </w:t>
-            </w:r>
-            <w:r>
-              <w:t xml:space="preserve">⇒ ★</w:t>
-            </w:r>
-            <w:r>
-              <w:t xml:space="preserve"> </w:t>
+              <w:t xml:space="preserve">，</w:t>
             </w:r>
             <w:r>
               <w:rPr>
@@ -861,7 +761,7 @@
               <w:t xml:space="preserve">字节已丢</w:t>
             </w:r>
             <w:r>
-              <w:t xml:space="preserve">（★ 能核到的只剩审计报告里引用的数字）</w:t>
+              <w:t xml:space="preserve">（能核到的只剩审计报告里引用的数字）</w:t>
             </w:r>
           </w:p>
         </w:tc>
@@ -875,19 +775,19 @@
               <w:jc w:val="left"/>
             </w:pPr>
             <w:r>
-              <w:t xml:space="preserve">★ 它是怎么丢的</w:t>
-            </w:r>
-          </w:p>
-        </w:tc>
-        <w:tc>
-          <w:tcPr/>
-          <w:p>
-            <w:pPr>
-              <w:pStyle w:val="Compact"/>
-              <w:jc w:val="left"/>
-            </w:pPr>
-            <w:r>
-              <w:t xml:space="preserve">★ 2026-10-25 沙箱重置 ⇒ ★ 工作区</w:t>
+              <w:t xml:space="preserve">它是怎么丢的</w:t>
+            </w:r>
+          </w:p>
+        </w:tc>
+        <w:tc>
+          <w:tcPr/>
+          <w:p>
+            <w:pPr>
+              <w:pStyle w:val="Compact"/>
+              <w:jc w:val="left"/>
+            </w:pPr>
+            <w:r>
+              <w:t xml:space="preserve">2026-10-25 沙箱重置，工作区</w:t>
             </w:r>
             <w:r>
               <w:t xml:space="preserve"> </w:t>
@@ -902,10 +802,7 @@
               <w:t xml:space="preserve"> </w:t>
             </w:r>
             <w:r>
-              <w:t xml:space="preserve">被清空 ⇒ ★</w:t>
-            </w:r>
-            <w:r>
-              <w:t xml:space="preserve"> </w:t>
+              <w:t xml:space="preserve">被清空，</w:t>
             </w:r>
             <w:r>
               <w:rPr>
@@ -926,19 +823,19 @@
               <w:jc w:val="left"/>
             </w:pPr>
             <w:r>
-              <w:t xml:space="preserve">★ ⇒ ★ 后果</w:t>
-            </w:r>
-          </w:p>
-        </w:tc>
-        <w:tc>
-          <w:tcPr/>
-          <w:p>
-            <w:pPr>
-              <w:pStyle w:val="Compact"/>
-              <w:jc w:val="left"/>
-            </w:pPr>
-            <w:r>
-              <w:t xml:space="preserve">★ v2 的 11 条</w:t>
+              <w:t xml:space="preserve">后果</w:t>
+            </w:r>
+          </w:p>
+        </w:tc>
+        <w:tc>
+          <w:tcPr/>
+          <w:p>
+            <w:pPr>
+              <w:pStyle w:val="Compact"/>
+              <w:jc w:val="left"/>
+            </w:pPr>
+            <w:r>
+              <w:t xml:space="preserve">v2 的 11 条</w:t>
             </w:r>
             <w:r>
               <w:rPr>
@@ -948,10 +845,7 @@
               <w:t xml:space="preserve">仍然成立</w:t>
             </w:r>
             <w:r>
-              <w:t xml:space="preserve">（★ 那是【对内容】的判断，★ 不依赖那个包还在）⇒ ★</w:t>
-            </w:r>
-            <w:r>
-              <w:t xml:space="preserve"> </w:t>
+              <w:t xml:space="preserve">（那是【对内容】的判断，不依赖那个包还在），</w:t>
             </w:r>
             <w:r>
               <w:rPr>
@@ -961,10 +855,7 @@
               <w:t xml:space="preserve">但「本包被 v2 裁过」这句话不成立</w:t>
             </w:r>
             <w:r>
-              <w:t xml:space="preserve"> </w:t>
-            </w:r>
-            <w:r>
-              <w:t xml:space="preserve">⇒ ★ 本包是</w:t>
+              <w:t xml:space="preserve">，本包是</w:t>
             </w:r>
             <w:r>
               <w:rPr>
@@ -974,13 +865,7 @@
               <w:t xml:space="preserve">新对象</w:t>
             </w:r>
             <w:r>
-              <w:t xml:space="preserve"> </w:t>
-            </w:r>
-            <w:r>
-              <w:t xml:space="preserve">⇒ ★</w:t>
-            </w:r>
-            <w:r>
-              <w:t xml:space="preserve"> </w:t>
+              <w:t xml:space="preserve">，</w:t>
             </w:r>
             <w:r>
               <w:rPr>
@@ -1001,19 +886,19 @@
               <w:jc w:val="left"/>
             </w:pPr>
             <w:r>
-              <w:t xml:space="preserve">★ ⇒ ★ 落法</w:t>
-            </w:r>
-          </w:p>
-        </w:tc>
-        <w:tc>
-          <w:tcPr/>
-          <w:p>
-            <w:pPr>
-              <w:pStyle w:val="Compact"/>
-              <w:jc w:val="left"/>
-            </w:pPr>
-            <w:r>
-              <w:t xml:space="preserve">★ 入口文档里</w:t>
+              <w:t xml:space="preserve">做法</w:t>
+            </w:r>
+          </w:p>
+        </w:tc>
+        <w:tc>
+          <w:tcPr/>
+          <w:p>
+            <w:pPr>
+              <w:pStyle w:val="Compact"/>
+              <w:jc w:val="left"/>
+            </w:pPr>
+            <w:r>
+              <w:t xml:space="preserve">入口文档里</w:t>
             </w:r>
             <w:r>
               <w:rPr>
@@ -1023,7 +908,7 @@
               <w:t xml:space="preserve">每一轮复核都写明它绑定的包 sha</w:t>
             </w:r>
             <w:r>
-              <w:t xml:space="preserve">（★ v1 绑</w:t>
+              <w:t xml:space="preserve">（v1 绑</w:t>
             </w:r>
             <w:r>
               <w:t xml:space="preserve"> </w:t>
@@ -1038,7 +923,7 @@
               <w:t xml:space="preserve"> </w:t>
             </w:r>
             <w:r>
-              <w:t xml:space="preserve">· ★ v2 绑</w:t>
+              <w:t xml:space="preserve">· v2 绑</w:t>
             </w:r>
             <w:r>
               <w:t xml:space="preserve"> </w:t>
@@ -1050,10 +935,7 @@
               <w:t xml:space="preserve">6afcc844…</w:t>
             </w:r>
             <w:r>
-              <w:t xml:space="preserve">）⇒ ★</w:t>
-            </w:r>
-            <w:r>
-              <w:t xml:space="preserve"> </w:t>
+              <w:t xml:space="preserve">），</w:t>
             </w:r>
             <w:r>
               <w:rPr>
@@ -1071,20 +953,14 @@
         <w:pStyle w:val="BodyText"/>
       </w:pPr>
       <w:r>
-        <w:t xml:space="preserve">★</w:t>
-      </w:r>
-      <w:r>
-        <w:t xml:space="preserve"> </w:t>
-      </w:r>
-      <w:r>
         <w:rPr>
           <w:bCs/>
           <w:b/>
         </w:rPr>
-        <w:t xml:space="preserve">通则</w:t>
-      </w:r>
-      <w:r>
-        <w:t xml:space="preserve">：★</w:t>
+        <w:t xml:space="preserve">原则</w:t>
+      </w:r>
+      <w:r>
+        <w:t xml:space="preserve">：</w:t>
       </w:r>
       <w:r>
         <w:t xml:space="preserve"> </w:t>
@@ -1097,10 +973,7 @@
         <w:t xml:space="preserve">任何复核结论都必须带【被审对象的 sha】</w:t>
       </w:r>
       <w:r>
-        <w:t xml:space="preserve"> </w:t>
-      </w:r>
-      <w:r>
-        <w:t xml:space="preserve">⇒ ★ 否则对象一换，结论就变成一句无法验证的转述。</w:t>
+        <w:t xml:space="preserve">，否则对象一换，结论就变成一句无法验证的转述。</w:t>
       </w:r>
     </w:p>
     <w:bookmarkEnd w:id="21"/>
@@ -1110,7 +983,7 @@
         <w:pStyle w:val="Heading3"/>
       </w:pPr>
       <w:r>
-        <w:t xml:space="preserve">1.2 · ★</w:t>
+        <w:t xml:space="preserve">1.2 ·</w:t>
       </w:r>
       <w:r>
         <w:t xml:space="preserve"> </w:t>
@@ -1171,7 +1044,7 @@
               <w:jc w:val="left"/>
             </w:pPr>
             <w:r>
-              <w:t xml:space="preserve">★ 丢了什么</w:t>
+              <w:t xml:space="preserve">丢了什么</w:t>
             </w:r>
           </w:p>
         </w:tc>
@@ -1211,7 +1084,7 @@
               <w:t xml:space="preserve">33 个 commit</w:t>
             </w:r>
             <w:r>
-              <w:t xml:space="preserve">（★ 改稿的每一步留痕、工具的演进史）</w:t>
+              <w:t xml:space="preserve">（改稿的每一步留痕、工具的演进史）</w:t>
             </w:r>
           </w:p>
         </w:tc>
@@ -1225,23 +1098,17 @@
               <w:jc w:val="left"/>
             </w:pPr>
             <w:r>
-              <w:t xml:space="preserve">★ 为什么没救回来</w:t>
-            </w:r>
-          </w:p>
-        </w:tc>
-        <w:tc>
-          <w:tcPr/>
-          <w:p>
-            <w:pPr>
-              <w:pStyle w:val="Compact"/>
-              <w:jc w:val="left"/>
-            </w:pPr>
-            <w:r>
-              <w:t xml:space="preserve">★</w:t>
-            </w:r>
-            <w:r>
-              <w:t xml:space="preserve"> </w:t>
-            </w:r>
+              <w:t xml:space="preserve">为什么没救回来</w:t>
+            </w:r>
+          </w:p>
+        </w:tc>
+        <w:tc>
+          <w:tcPr/>
+          <w:p>
+            <w:pPr>
+              <w:pStyle w:val="Compact"/>
+              <w:jc w:val="left"/>
+            </w:pPr>
             <w:r>
               <w:rPr>
                 <w:bCs/>
@@ -1250,10 +1117,7 @@
               <w:t xml:space="preserve">从未推送到 GitHub</w:t>
             </w:r>
             <w:r>
-              <w:t xml:space="preserve">（★</w:t>
-            </w:r>
-            <w:r>
-              <w:t xml:space="preserve"> </w:t>
+              <w:t xml:space="preserve">（</w:t>
             </w:r>
             <w:r>
               <w:rPr>
@@ -1277,7 +1141,7 @@
               <w:t xml:space="preserve">faedf3712b0c1c5c40c49a30ffdfdf4c497eb237</w:t>
             </w:r>
             <w:r>
-              <w:t xml:space="preserve">）⇒ ★ 远端</w:t>
+              <w:t xml:space="preserve">），远端</w:t>
             </w:r>
             <w:r>
               <w:rPr>
@@ -1287,7 +1151,7 @@
               <w:t xml:space="preserve">没有这份历史</w:t>
             </w:r>
             <w:r>
-              <w:t xml:space="preserve">（★ 基线 commit</w:t>
+              <w:t xml:space="preserve">（基线 commit</w:t>
             </w:r>
             <w:r>
               <w:t xml:space="preserve"> </w:t>
@@ -1302,7 +1166,7 @@
               <w:t xml:space="preserve"> </w:t>
             </w:r>
             <w:r>
-              <w:t xml:space="preserve">也不存在 ⇒ 已实测）</w:t>
+              <w:t xml:space="preserve">也不存在，已实测）</w:t>
             </w:r>
           </w:p>
         </w:tc>
@@ -1316,23 +1180,17 @@
               <w:jc w:val="left"/>
             </w:pPr>
             <w:r>
-              <w:t xml:space="preserve">★ 现在的是什么</w:t>
-            </w:r>
-          </w:p>
-        </w:tc>
-        <w:tc>
-          <w:tcPr/>
-          <w:p>
-            <w:pPr>
-              <w:pStyle w:val="Compact"/>
-              <w:jc w:val="left"/>
-            </w:pPr>
-            <w:r>
-              <w:t xml:space="preserve">★</w:t>
-            </w:r>
-            <w:r>
-              <w:t xml:space="preserve"> </w:t>
-            </w:r>
+              <w:t xml:space="preserve">现在的是什么</w:t>
+            </w:r>
+          </w:p>
+        </w:tc>
+        <w:tc>
+          <w:tcPr/>
+          <w:p>
+            <w:pPr>
+              <w:pStyle w:val="Compact"/>
+              <w:jc w:val="left"/>
+            </w:pPr>
             <w:r>
               <w:rPr>
                 <w:bCs/>
@@ -1341,10 +1199,7 @@
               <w:t xml:space="preserve">重建的仓</w:t>
             </w:r>
             <w:r>
-              <w:t xml:space="preserve">（单次恢复提交）⇒ ★</w:t>
-            </w:r>
-            <w:r>
-              <w:t xml:space="preserve"> </w:t>
+              <w:t xml:space="preserve">（单次恢复提交），</w:t>
             </w:r>
             <w:r>
               <w:rPr>
@@ -1354,7 +1209,7 @@
               <w:t xml:space="preserve">内容可核</w:t>
             </w:r>
             <w:r>
-              <w:t xml:space="preserve">（★ 本包内容集合 ＝ 被审包</w:t>
+              <w:t xml:space="preserve">（本包内容集合 ＝ 被审包</w:t>
             </w:r>
             <w:r>
               <w:t xml:space="preserve"> </w:t>
@@ -1369,10 +1224,7 @@
               <w:t xml:space="preserve"> </w:t>
             </w:r>
             <w:r>
-              <w:t xml:space="preserve">的内容集合，★ 逐字节可核）⇒ ★</w:t>
-            </w:r>
-            <w:r>
-              <w:t xml:space="preserve"> </w:t>
+              <w:t xml:space="preserve">的内容集合，逐字节可核），</w:t>
             </w:r>
             <w:r>
               <w:rPr>
@@ -1393,23 +1245,17 @@
               <w:jc w:val="left"/>
             </w:pPr>
             <w:r>
-              <w:t xml:space="preserve">★ ⇒ ★ 落法</w:t>
-            </w:r>
-          </w:p>
-        </w:tc>
-        <w:tc>
-          <w:tcPr/>
-          <w:p>
-            <w:pPr>
-              <w:pStyle w:val="Compact"/>
-              <w:jc w:val="left"/>
-            </w:pPr>
-            <w:r>
-              <w:t xml:space="preserve">★</w:t>
-            </w:r>
-            <w:r>
-              <w:t xml:space="preserve"> </w:t>
-            </w:r>
+              <w:t xml:space="preserve">做法</w:t>
+            </w:r>
+          </w:p>
+        </w:tc>
+        <w:tc>
+          <w:tcPr/>
+          <w:p>
+            <w:pPr>
+              <w:pStyle w:val="Compact"/>
+              <w:jc w:val="left"/>
+            </w:pPr>
             <w:r>
               <w:rPr>
                 <w:bCs/>
@@ -1418,13 +1264,7 @@
               <w:t xml:space="preserve">不粉饰成"可恢复"</w:t>
             </w:r>
             <w:r>
-              <w:t xml:space="preserve"> </w:t>
-            </w:r>
-            <w:r>
-              <w:t xml:space="preserve">⇒ ★ 入口文档 §5② 与本节都写明"过程史已永久丢失"⇒ ★</w:t>
-            </w:r>
-            <w:r>
-              <w:t xml:space="preserve"> </w:t>
+              <w:t xml:space="preserve">，入口文档 §5② 与本节都写明"过程史已永久丢失"，</w:t>
             </w:r>
             <w:r>
               <w:rPr>
@@ -1438,13 +1278,13 @@
       </w:tr>
     </w:tbl>
     <w:bookmarkEnd w:id="22"/>
-    <w:bookmarkStart w:id="23" w:name="审计人-v2-审的那一版-交付说明-也丢了-重建-原版"/>
+    <w:bookmarkStart w:id="23" w:name="审计人-v2-审的那一版-交付说明-也丢了重建-原版"/>
     <w:p>
       <w:pPr>
         <w:pStyle w:val="Heading3"/>
       </w:pPr>
       <w:r>
-        <w:t xml:space="preserve">1.3 · ★</w:t>
+        <w:t xml:space="preserve">1.3 ·</w:t>
       </w:r>
       <w:r>
         <w:t xml:space="preserve"> </w:t>
@@ -1486,7 +1326,7 @@
         <w:t xml:space="preserve">也丢了</w:t>
       </w:r>
       <w:r>
-        <w:t xml:space="preserve">（★ 重建 ≠ 原版）</w:t>
+        <w:t xml:space="preserve">（重建 ≠ 原版）</w:t>
       </w:r>
     </w:p>
     <w:tbl>
@@ -1537,7 +1377,7 @@
               <w:jc w:val="left"/>
             </w:pPr>
             <w:r>
-              <w:t xml:space="preserve">★ v2 审的</w:t>
+              <w:t xml:space="preserve">v2 审的</w:t>
             </w:r>
             <w:r>
               <w:t xml:space="preserve"> </w:t>
@@ -1558,7 +1398,7 @@
               <w:jc w:val="left"/>
             </w:pPr>
             <w:r>
-              <w:t xml:space="preserve">★ 比包内</w:t>
+              <w:t xml:space="preserve">比包内</w:t>
             </w:r>
             <w:r>
               <w:t xml:space="preserve"> </w:t>
@@ -1583,7 +1423,7 @@
               <w:t xml:space="preserve">多 29 行</w:t>
             </w:r>
             <w:r>
-              <w:t xml:space="preserve">（★ 多的是：v1 复核报告的</w:t>
+              <w:t xml:space="preserve">（多的是：v1 复核报告的</w:t>
             </w:r>
             <w:r>
               <w:rPr>
@@ -1626,23 +1466,17 @@
               <w:jc w:val="left"/>
             </w:pPr>
             <w:r>
-              <w:t xml:space="preserve">★ 它在哪</w:t>
-            </w:r>
-          </w:p>
-        </w:tc>
-        <w:tc>
-          <w:tcPr/>
-          <w:p>
-            <w:pPr>
-              <w:pStyle w:val="Compact"/>
-              <w:jc w:val="left"/>
-            </w:pPr>
-            <w:r>
-              <w:t xml:space="preserve">★</w:t>
-            </w:r>
-            <w:r>
-              <w:t xml:space="preserve"> </w:t>
-            </w:r>
+              <w:t xml:space="preserve">它在哪</w:t>
+            </w:r>
+          </w:p>
+        </w:tc>
+        <w:tc>
+          <w:tcPr/>
+          <w:p>
+            <w:pPr>
+              <w:pStyle w:val="Compact"/>
+              <w:jc w:val="left"/>
+            </w:pPr>
             <w:r>
               <w:rPr>
                 <w:bCs/>
@@ -1651,10 +1485,7 @@
               <w:t xml:space="preserve">不在 drive</w:t>
             </w:r>
             <w:r>
-              <w:t xml:space="preserve">（★ drive 上那份 13,050 B ＝ 旧版）⇒ ★</w:t>
-            </w:r>
-            <w:r>
-              <w:t xml:space="preserve"> </w:t>
+              <w:t xml:space="preserve">（drive 上那份 13,050 B ＝ 旧版），</w:t>
             </w:r>
             <w:r>
               <w:rPr>
@@ -1675,23 +1506,17 @@
               <w:jc w:val="left"/>
             </w:pPr>
             <w:r>
-              <w:t xml:space="preserve">★ 我怎么知道它写过什么</w:t>
-            </w:r>
-          </w:p>
-        </w:tc>
-        <w:tc>
-          <w:tcPr/>
-          <w:p>
-            <w:pPr>
-              <w:pStyle w:val="Compact"/>
-              <w:jc w:val="left"/>
-            </w:pPr>
-            <w:r>
-              <w:t xml:space="preserve">★</w:t>
-            </w:r>
-            <w:r>
-              <w:t xml:space="preserve"> </w:t>
-            </w:r>
+              <w:t xml:space="preserve">我怎么知道它写过什么</w:t>
+            </w:r>
+          </w:p>
+        </w:tc>
+        <w:tc>
+          <w:tcPr/>
+          <w:p>
+            <w:pPr>
+              <w:pStyle w:val="Compact"/>
+              <w:jc w:val="left"/>
+            </w:pPr>
             <w:r>
               <w:rPr>
                 <w:bCs/>
@@ -1700,10 +1525,7 @@
               <w:t xml:space="preserve">审计报告 §D2.1 逐字引用了它</w:t>
             </w:r>
             <w:r>
-              <w:t xml:space="preserve">（★</w:t>
-            </w:r>
-            <w:r>
-              <w:t xml:space="preserve"> </w:t>
+              <w:t xml:space="preserve">（</w:t>
             </w:r>
             <w:r>
               <w:rPr>
@@ -1742,10 +1564,7 @@
               <w:t xml:space="preserve">397d607074e53675…</w:t>
             </w:r>
             <w:r>
-              <w:t xml:space="preserve">（340 行 / 26,161 B）· L112 悬空引用）⇒ ★ ★</w:t>
-            </w:r>
-            <w:r>
-              <w:t xml:space="preserve"> </w:t>
+              <w:t xml:space="preserve">（340 行 / 26,161 B）· L112 悬空引用），</w:t>
             </w:r>
             <w:r>
               <w:rPr>
@@ -1755,7 +1574,7 @@
               <w:t xml:space="preserve">审计人当时已逐条核对过那几行</w:t>
             </w:r>
             <w:r>
-              <w:t xml:space="preserve">（★ 它自己写着"逐条与包内成员一致"）</w:t>
+              <w:t xml:space="preserve">（它自己写着"逐条与包内成员一致"）</w:t>
             </w:r>
           </w:p>
         </w:tc>
@@ -1769,19 +1588,19 @@
               <w:jc w:val="left"/>
             </w:pPr>
             <w:r>
-              <w:t xml:space="preserve">★ 本包怎么做的</w:t>
-            </w:r>
-          </w:p>
-        </w:tc>
-        <w:tc>
-          <w:tcPr/>
-          <w:p>
-            <w:pPr>
-              <w:pStyle w:val="Compact"/>
-              <w:jc w:val="left"/>
-            </w:pPr>
-            <w:r>
-              <w:t xml:space="preserve">★ 本包</w:t>
+              <w:t xml:space="preserve">本包怎么做的</w:t>
+            </w:r>
+          </w:p>
+        </w:tc>
+        <w:tc>
+          <w:tcPr/>
+          <w:p>
+            <w:pPr>
+              <w:pStyle w:val="Compact"/>
+              <w:jc w:val="left"/>
+            </w:pPr>
+            <w:r>
+              <w:t xml:space="preserve">本包</w:t>
             </w:r>
             <w:r>
               <w:t xml:space="preserve"> </w:t>
@@ -1825,13 +1644,7 @@
               <w:t xml:space="preserve">依上述逐字引用重建</w:t>
             </w:r>
             <w:r>
-              <w:t xml:space="preserve"> </w:t>
-            </w:r>
-            <w:r>
-              <w:t xml:space="preserve">⇒ ★</w:t>
-            </w:r>
-            <w:r>
-              <w:t xml:space="preserve"> </w:t>
+              <w:t xml:space="preserve">，</w:t>
             </w:r>
             <w:r>
               <w:rPr>
@@ -1841,13 +1654,7 @@
               <w:t xml:space="preserve">明确标注为【重建】</w:t>
             </w:r>
             <w:r>
-              <w:t xml:space="preserve"> </w:t>
-            </w:r>
-            <w:r>
-              <w:t xml:space="preserve">⇒ ★</w:t>
-            </w:r>
-            <w:r>
-              <w:t xml:space="preserve"> </w:t>
+              <w:t xml:space="preserve">，</w:t>
             </w:r>
             <w:r>
               <w:rPr>
@@ -1865,20 +1672,14 @@
         <w:pStyle w:val="BodyText"/>
       </w:pPr>
       <w:r>
-        <w:t xml:space="preserve">★</w:t>
-      </w:r>
-      <w:r>
-        <w:t xml:space="preserve"> </w:t>
-      </w:r>
-      <w:r>
         <w:rPr>
           <w:bCs/>
           <w:b/>
         </w:rPr>
-        <w:t xml:space="preserve">通则</w:t>
-      </w:r>
-      <w:r>
-        <w:t xml:space="preserve">：★</w:t>
+        <w:t xml:space="preserve">原则</w:t>
+      </w:r>
+      <w:r>
+        <w:t xml:space="preserve">：</w:t>
       </w:r>
       <w:r>
         <w:t xml:space="preserve"> </w:t>
@@ -1904,10 +1705,7 @@
         <w:t xml:space="preserve">字节能拿回来</w:t>
       </w:r>
       <w:r>
-        <w:t xml:space="preserve"> </w:t>
-      </w:r>
-      <w:r>
-        <w:t xml:space="preserve">⇒ 原样恢复；②</w:t>
+        <w:t xml:space="preserve">，原样恢复；②</w:t>
       </w:r>
       <w:r>
         <w:t xml:space="preserve"> </w:t>
@@ -1920,13 +1718,7 @@
         <w:t xml:space="preserve">拿不回来</w:t>
       </w:r>
       <w:r>
-        <w:t xml:space="preserve"> </w:t>
-      </w:r>
-      <w:r>
-        <w:t xml:space="preserve">⇒ ★</w:t>
-      </w:r>
-      <w:r>
-        <w:t xml:space="preserve"> </w:t>
+        <w:t xml:space="preserve">，</w:t>
       </w:r>
       <w:r>
         <w:rPr>
@@ -1936,13 +1728,7 @@
         <w:t xml:space="preserve">按可核的引用重建，并标注"重建"</w:t>
       </w:r>
       <w:r>
-        <w:t xml:space="preserve"> </w:t>
-      </w:r>
-      <w:r>
-        <w:t xml:space="preserve">⇒ ★</w:t>
-      </w:r>
-      <w:r>
-        <w:t xml:space="preserve"> </w:t>
+        <w:t xml:space="preserve">，</w:t>
       </w:r>
       <w:r>
         <w:rPr>
@@ -1964,13 +1750,13 @@
     </w:p>
     <w:bookmarkEnd w:id="23"/>
     <w:bookmarkEnd w:id="24"/>
-    <w:bookmarkStart w:id="25" w:name="条逐条处置"/>
+    <w:bookmarkStart w:id="25" w:name="条逐条处理"/>
     <w:p>
       <w:pPr>
         <w:pStyle w:val="Heading2"/>
       </w:pPr>
       <w:r>
-        <w:t xml:space="preserve">2 · 11 条逐条处置</w:t>
+        <w:t xml:space="preserve">2 · 11 条逐条处理</w:t>
       </w:r>
     </w:p>
     <w:p>
@@ -1978,12 +1764,6 @@
         <w:pStyle w:val="FirstParagraph"/>
       </w:pPr>
       <w:r>
-        <w:t xml:space="preserve">★</w:t>
-      </w:r>
-      <w:r>
-        <w:t xml:space="preserve"> </w:t>
-      </w:r>
-      <w:r>
         <w:rPr>
           <w:bCs/>
           <w:b/>
@@ -2000,7 +1780,7 @@
         <w:t xml:space="preserve">tools/patch_pkg_v2_fixes.py</w:t>
       </w:r>
       <w:r>
-        <w:t xml:space="preserve">（★ 按行号定位替换 ⇒ ★ 第三方可核「哪一行被替换成哪一行」）⇒ ★ 头注里写明了它为什么用行号（★ 见 §4 的元教训）。</w:t>
+        <w:t xml:space="preserve">（按行号定位替换，第三方可核「哪一行被替换成哪一行」），头注里写明了它为什么用行号（见 §4 的元教训）。</w:t>
       </w:r>
     </w:p>
     <w:tbl>
@@ -2064,7 +1844,7 @@
               <w:jc w:val="left"/>
             </w:pPr>
             <w:r>
-              <w:t xml:space="preserve">★ 处置</w:t>
+              <w:t xml:space="preserve">处理</w:t>
             </w:r>
           </w:p>
         </w:tc>
@@ -2106,12 +1886,6 @@
               <w:jc w:val="left"/>
             </w:pPr>
             <w:r>
-              <w:t xml:space="preserve">★</w:t>
-            </w:r>
-            <w:r>
-              <w:t xml:space="preserve"> </w:t>
-            </w:r>
-            <w:r>
               <w:rPr>
                 <w:bCs/>
                 <w:b/>
@@ -2145,35 +1919,29 @@
                 <w:bCs/>
                 <w:b/>
               </w:rPr>
-              <w:t xml:space="preserve">与 HEAD 自己的文件对不上 ⇒ 新 clone 必红</w:t>
-            </w:r>
-          </w:p>
-        </w:tc>
-        <w:tc>
-          <w:tcPr/>
-          <w:p>
-            <w:pPr>
-              <w:pStyle w:val="Compact"/>
-              <w:jc w:val="left"/>
-            </w:pPr>
-            <w:r>
-              <w:t xml:space="preserve">★ 清单是「最后一次打包」的产物 ⇒ ★ 改了文件没重打，仓里清单就过期</w:t>
-            </w:r>
-          </w:p>
-        </w:tc>
-        <w:tc>
-          <w:tcPr/>
-          <w:p>
-            <w:pPr>
-              <w:pStyle w:val="Compact"/>
-              <w:jc w:val="left"/>
-            </w:pPr>
-            <w:r>
-              <w:t xml:space="preserve">★</w:t>
-            </w:r>
-            <w:r>
-              <w:t xml:space="preserve"> </w:t>
-            </w:r>
+              <w:t xml:space="preserve">与 HEAD 自己的文件对不上，新 clone 必红</w:t>
+            </w:r>
+          </w:p>
+        </w:tc>
+        <w:tc>
+          <w:tcPr/>
+          <w:p>
+            <w:pPr>
+              <w:pStyle w:val="Compact"/>
+              <w:jc w:val="left"/>
+            </w:pPr>
+            <w:r>
+              <w:t xml:space="preserve">清单是「最后一次打包」的产物，改了文件没重打，仓里清单就过期</w:t>
+            </w:r>
+          </w:p>
+        </w:tc>
+        <w:tc>
+          <w:tcPr/>
+          <w:p>
+            <w:pPr>
+              <w:pStyle w:val="Compact"/>
+              <w:jc w:val="left"/>
+            </w:pPr>
             <w:r>
               <w:rPr>
                 <w:bCs/>
@@ -2182,10 +1950,7 @@
               <w:t xml:space="preserve">重建后重算并提交清单</w:t>
             </w:r>
             <w:r>
-              <w:t xml:space="preserve"> </w:t>
-            </w:r>
-            <w:r>
-              <w:t xml:space="preserve">⇒ ★ 验收加一条：</w:t>
+              <w:t xml:space="preserve">，验收加一条：</w:t>
             </w:r>
             <w:r>
               <w:rPr>
@@ -2194,13 +1959,7 @@
               <w:t xml:space="preserve">git archive HEAD \| tar -x</w:t>
             </w:r>
             <w:r>
-              <w:t xml:space="preserve"> </w:t>
-            </w:r>
-            <w:r>
-              <w:t xml:space="preserve">⇒</w:t>
-            </w:r>
-            <w:r>
-              <w:t xml:space="preserve"> </w:t>
+              <w:t xml:space="preserve">，</w:t>
             </w:r>
             <w:r>
               <w:rPr>
@@ -2209,13 +1968,7 @@
               <w:t xml:space="preserve">sha256sum -c SHA256SUMS.txt</w:t>
             </w:r>
             <w:r>
-              <w:t xml:space="preserve"> </w:t>
-            </w:r>
-            <w:r>
-              <w:t xml:space="preserve">⇒</w:t>
-            </w:r>
-            <w:r>
-              <w:t xml:space="preserve"> </w:t>
+              <w:t xml:space="preserve">，</w:t>
             </w:r>
             <w:r>
               <w:rPr>
@@ -2234,7 +1987,7 @@
               <w:jc w:val="left"/>
             </w:pPr>
             <w:r>
-              <w:t xml:space="preserve">★ 仓 ＋</w:t>
+              <w:t xml:space="preserve">仓 ＋</w:t>
             </w:r>
             <w:r>
               <w:t xml:space="preserve"> </w:t>
@@ -2279,7 +2032,7 @@
               <w:jc w:val="left"/>
             </w:pPr>
             <w:r>
-              <w:t xml:space="preserve">★ 过期数字：</w:t>
+              <w:t xml:space="preserve">过期数字：</w:t>
             </w:r>
             <w:r>
               <w:rPr>
@@ -2303,12 +2056,6 @@
               <w:jc w:val="left"/>
             </w:pPr>
             <w:r>
-              <w:t xml:space="preserve">★</w:t>
-            </w:r>
-            <w:r>
-              <w:t xml:space="preserve"> </w:t>
-            </w:r>
-            <w:r>
               <w:rPr>
                 <w:bCs/>
                 <w:b/>
@@ -2316,19 +2063,19 @@
               <w:t xml:space="preserve">把上一版的数字继承了</w:t>
             </w:r>
             <w:r>
-              <w:t xml:space="preserve">（★ 本版是 186）</w:t>
-            </w:r>
-          </w:p>
-        </w:tc>
-        <w:tc>
-          <w:tcPr/>
-          <w:p>
-            <w:pPr>
-              <w:pStyle w:val="Compact"/>
-              <w:jc w:val="left"/>
-            </w:pPr>
-            <w:r>
-              <w:t xml:space="preserve">★ 改为</w:t>
+              <w:t xml:space="preserve">（本版是 186）</w:t>
+            </w:r>
+          </w:p>
+        </w:tc>
+        <w:tc>
+          <w:tcPr/>
+          <w:p>
+            <w:pPr>
+              <w:pStyle w:val="Compact"/>
+              <w:jc w:val="left"/>
+            </w:pPr>
+            <w:r>
+              <w:t xml:space="preserve">改为</w:t>
             </w:r>
             <w:r>
               <w:rPr>
@@ -2349,12 +2096,6 @@
               <w:pStyle w:val="Compact"/>
               <w:jc w:val="left"/>
             </w:pPr>
-            <w:r>
-              <w:t xml:space="preserve">★</w:t>
-            </w:r>
-            <w:r>
-              <w:t xml:space="preserve"> </w:t>
-            </w:r>
             <w:r>
               <w:rPr>
                 <w:rStyle w:val="VerbatimChar"/>
@@ -2395,7 +2136,7 @@
               <w:jc w:val="left"/>
             </w:pPr>
             <w:r>
-              <w:t xml:space="preserve">★ 过期数字：</w:t>
+              <w:t xml:space="preserve">过期数字：</w:t>
             </w:r>
             <w:r>
               <w:rPr>
@@ -2419,19 +2160,19 @@
               <w:jc w:val="left"/>
             </w:pPr>
             <w:r>
-              <w:t xml:space="preserve">★ 同上</w:t>
-            </w:r>
-          </w:p>
-        </w:tc>
-        <w:tc>
-          <w:tcPr/>
-          <w:p>
-            <w:pPr>
-              <w:pStyle w:val="Compact"/>
-              <w:jc w:val="left"/>
-            </w:pPr>
-            <w:r>
-              <w:t xml:space="preserve">★ 改为</w:t>
+              <w:t xml:space="preserve">同上</w:t>
+            </w:r>
+          </w:p>
+        </w:tc>
+        <w:tc>
+          <w:tcPr/>
+          <w:p>
+            <w:pPr>
+              <w:pStyle w:val="Compact"/>
+              <w:jc w:val="left"/>
+            </w:pPr>
+            <w:r>
+              <w:t xml:space="preserve">改为</w:t>
             </w:r>
             <w:r>
               <w:rPr>
@@ -2492,12 +2233,6 @@
               <w:pStyle w:val="Compact"/>
               <w:jc w:val="left"/>
             </w:pPr>
-            <w:r>
-              <w:t xml:space="preserve">★</w:t>
-            </w:r>
-            <w:r>
-              <w:t xml:space="preserve"> </w:t>
-            </w:r>
             <w:r>
               <w:rPr>
                 <w:rStyle w:val="VerbatimChar"/>
@@ -2538,7 +2273,7 @@
               <w:jc w:val="left"/>
             </w:pPr>
             <w:r>
-              <w:t xml:space="preserve">★ 口径混用：</w:t>
+              <w:t xml:space="preserve">口径混用：</w:t>
             </w:r>
             <w:r>
               <w:rPr>
@@ -2562,7 +2297,7 @@
               <w:jc w:val="left"/>
             </w:pPr>
             <w:r>
-              <w:t xml:space="preserve">★ 把</w:t>
+              <w:t xml:space="preserve">把</w:t>
             </w:r>
             <w:r>
               <w:t xml:space="preserve"> </w:t>
@@ -2589,7 +2324,7 @@
               <w:jc w:val="left"/>
             </w:pPr>
             <w:r>
-              <w:t xml:space="preserve">★ 改成</w:t>
+              <w:t xml:space="preserve">改成</w:t>
             </w:r>
             <w:r>
               <w:rPr>
@@ -2622,12 +2357,6 @@
               <w:pStyle w:val="Compact"/>
               <w:jc w:val="left"/>
             </w:pPr>
-            <w:r>
-              <w:t xml:space="preserve">★</w:t>
-            </w:r>
-            <w:r>
-              <w:t xml:space="preserve"> </w:t>
-            </w:r>
             <w:r>
               <w:rPr>
                 <w:rStyle w:val="VerbatimChar"/>
@@ -2668,19 +2397,19 @@
               <w:jc w:val="left"/>
             </w:pPr>
             <w:r>
-              <w:t xml:space="preserve">★ 指向错误对象：「《大修》意见 394 行，原文在包内」⇒ 包内那份是 270 行</w:t>
-            </w:r>
-          </w:p>
-        </w:tc>
-        <w:tc>
-          <w:tcPr/>
-          <w:p>
-            <w:pPr>
-              <w:pStyle w:val="Compact"/>
-              <w:jc w:val="left"/>
-            </w:pPr>
-            <w:r>
-              <w:t xml:space="preserve">★ 原始 pasted（394 行）与包内整理版（270 行）</w:t>
+              <w:t xml:space="preserve">指向错误对象：「《大修》意见 394 行，原文在包内」，包内那份是 270 行</w:t>
+            </w:r>
+          </w:p>
+        </w:tc>
+        <w:tc>
+          <w:tcPr/>
+          <w:p>
+            <w:pPr>
+              <w:pStyle w:val="Compact"/>
+              <w:jc w:val="left"/>
+            </w:pPr>
+            <w:r>
+              <w:t xml:space="preserve">原始 pasted（394 行）与包内整理版（270 行）</w:t>
             </w:r>
             <w:r>
               <w:rPr>
@@ -2699,7 +2428,7 @@
               <w:jc w:val="left"/>
             </w:pPr>
             <w:r>
-              <w:t xml:space="preserve">★ 改成「★ 原始 pasted</w:t>
+              <w:t xml:space="preserve">改成「 原始 pasted</w:t>
             </w:r>
             <w:r>
               <w:t xml:space="preserve"> </w:t>
@@ -2712,7 +2441,7 @@
               <w:t xml:space="preserve">394 行 / 18,460 B</w:t>
             </w:r>
             <w:r>
-              <w:t xml:space="preserve">；★</w:t>
+              <w:t xml:space="preserve">；</w:t>
             </w:r>
             <w:r>
               <w:t xml:space="preserve"> </w:t>
@@ -2725,10 +2454,7 @@
               <w:t xml:space="preserve">包内是整理版 270 行 / 18,375 B</w:t>
             </w:r>
             <w:r>
-              <w:t xml:space="preserve">」⇒ ★ ★</w:t>
-            </w:r>
-            <w:r>
-              <w:t xml:space="preserve"> </w:t>
+              <w:t xml:space="preserve">」，</w:t>
             </w:r>
             <w:r>
               <w:rPr>
@@ -2738,7 +2464,7 @@
               <w:t xml:space="preserve">两份入口文档都改</w:t>
             </w:r>
             <w:r>
-              <w:t xml:space="preserve">（★ v2 只点了总览，★ 同一措辞在</w:t>
+              <w:t xml:space="preserve">（v2 只点了总览，同一措辞在</w:t>
             </w:r>
             <w:r>
               <w:t xml:space="preserve"> </w:t>
@@ -2753,23 +2479,17 @@
               <w:t xml:space="preserve"> </w:t>
             </w:r>
             <w:r>
-              <w:t xml:space="preserve">里也有 ⇒ 按「一处错要全链复扫」一起改）</w:t>
-            </w:r>
-          </w:p>
-        </w:tc>
-        <w:tc>
-          <w:tcPr/>
-          <w:p>
-            <w:pPr>
-              <w:pStyle w:val="Compact"/>
-              <w:jc w:val="left"/>
-            </w:pPr>
-            <w:r>
-              <w:t xml:space="preserve">★</w:t>
-            </w:r>
-            <w:r>
-              <w:t xml:space="preserve"> </w:t>
-            </w:r>
+              <w:t xml:space="preserve">里也有，按「一处错要全链复扫」一起改）</w:t>
+            </w:r>
+          </w:p>
+        </w:tc>
+        <w:tc>
+          <w:tcPr/>
+          <w:p>
+            <w:pPr>
+              <w:pStyle w:val="Compact"/>
+              <w:jc w:val="left"/>
+            </w:pPr>
             <w:r>
               <w:rPr>
                 <w:rStyle w:val="VerbatimChar"/>
@@ -2825,12 +2545,6 @@
               <w:jc w:val="left"/>
             </w:pPr>
             <w:r>
-              <w:t xml:space="preserve">★</w:t>
-            </w:r>
-            <w:r>
-              <w:t xml:space="preserve"> </w:t>
-            </w:r>
-            <w:r>
               <w:rPr>
                 <w:bCs/>
                 <w:b/>
@@ -2850,7 +2564,7 @@
               <w:jc w:val="left"/>
             </w:pPr>
             <w:r>
-              <w:t xml:space="preserve">★ 两个数都</w:t>
+              <w:t xml:space="preserve">两个数都</w:t>
             </w:r>
             <w:r>
               <w:rPr>
@@ -2860,19 +2574,19 @@
               <w:t xml:space="preserve">不可核</w:t>
             </w:r>
             <w:r>
-              <w:t xml:space="preserve">（★ 未设 upstream ⇒ 没有「未推」计数）</w:t>
-            </w:r>
-          </w:p>
-        </w:tc>
-        <w:tc>
-          <w:tcPr/>
-          <w:p>
-            <w:pPr>
-              <w:pStyle w:val="Compact"/>
-              <w:jc w:val="left"/>
-            </w:pPr>
-            <w:r>
-              <w:t xml:space="preserve">★ 两处统一 ⇒ ★ 并写明</w:t>
+              <w:t xml:space="preserve">（未设 upstream，没有「未推」计数）</w:t>
+            </w:r>
+          </w:p>
+        </w:tc>
+        <w:tc>
+          <w:tcPr/>
+          <w:p>
+            <w:pPr>
+              <w:pStyle w:val="Compact"/>
+              <w:jc w:val="left"/>
+            </w:pPr>
+            <w:r>
+              <w:t xml:space="preserve">两处统一，并写明</w:t>
             </w:r>
             <w:r>
               <w:rPr>
@@ -2882,10 +2596,7 @@
               <w:t xml:space="preserve">可核的口径</w:t>
             </w:r>
             <w:r>
-              <w:t xml:space="preserve">：★ 现在是「过程史随沙箱丢失且从未推送 ⇒</w:t>
-            </w:r>
-            <w:r>
-              <w:t xml:space="preserve"> </w:t>
+              <w:t xml:space="preserve">：现在是「过程史随沙箱丢失且从未推送，</w:t>
             </w:r>
             <w:r>
               <w:rPr>
@@ -2895,7 +2606,7 @@
               <w:t xml:space="preserve">不可核</w:t>
             </w:r>
             <w:r>
-              <w:t xml:space="preserve">；★ 可核的是</w:t>
+              <w:t xml:space="preserve">；可核的是</w:t>
             </w:r>
             <w:r>
               <w:rPr>
@@ -2916,12 +2627,6 @@
               <w:pStyle w:val="Compact"/>
               <w:jc w:val="left"/>
             </w:pPr>
-            <w:r>
-              <w:t xml:space="preserve">★</w:t>
-            </w:r>
-            <w:r>
-              <w:t xml:space="preserve"> </w:t>
-            </w:r>
             <w:r>
               <w:rPr>
                 <w:rStyle w:val="VerbatimChar"/>
@@ -2962,7 +2667,7 @@
               <w:jc w:val="left"/>
             </w:pPr>
             <w:r>
-              <w:t xml:space="preserve">★ 悬空交叉引用（「下方『交付包身份』」小节不存在）＋</w:t>
+              <w:t xml:space="preserve">悬空交叉引用（「下方『交付包身份』」小节不存在）＋</w:t>
             </w:r>
             <w:r>
               <w:t xml:space="preserve"> </w:t>
@@ -2984,19 +2689,19 @@
               <w:jc w:val="left"/>
             </w:pPr>
             <w:r>
-              <w:t xml:space="preserve">★ 指向了一个从未存在的小节</w:t>
-            </w:r>
-          </w:p>
-        </w:tc>
-        <w:tc>
-          <w:tcPr/>
-          <w:p>
-            <w:pPr>
-              <w:pStyle w:val="Compact"/>
-              <w:jc w:val="left"/>
-            </w:pPr>
-            <w:r>
-              <w:t xml:space="preserve">★ ① 删掉悬空指引 ② 改用</w:t>
+              <w:t xml:space="preserve">指向了一个从未存在的小节</w:t>
+            </w:r>
+          </w:p>
+        </w:tc>
+        <w:tc>
+          <w:tcPr/>
+          <w:p>
+            <w:pPr>
+              <w:pStyle w:val="Compact"/>
+              <w:jc w:val="left"/>
+            </w:pPr>
+            <w:r>
+              <w:t xml:space="preserve">① 删掉悬空指引 ② 改用</w:t>
             </w:r>
             <w:r>
               <w:rPr>
@@ -3021,13 +2726,7 @@
               <w:t xml:space="preserve">sha256sum SHA256SUMS.txt</w:t>
             </w:r>
             <w:r>
-              <w:t xml:space="preserve"> </w:t>
-            </w:r>
-            <w:r>
-              <w:t xml:space="preserve">⇒ ★ ★</w:t>
-            </w:r>
-            <w:r>
-              <w:t xml:space="preserve"> </w:t>
+              <w:t xml:space="preserve">，</w:t>
             </w:r>
             <w:r>
               <w:rPr>
@@ -3037,23 +2736,17 @@
               <w:t xml:space="preserve">并写明为什么不能写死值</w:t>
             </w:r>
             <w:r>
-              <w:t xml:space="preserve">（★ 见 §3）</w:t>
-            </w:r>
-          </w:p>
-        </w:tc>
-        <w:tc>
-          <w:tcPr/>
-          <w:p>
-            <w:pPr>
-              <w:pStyle w:val="Compact"/>
-              <w:jc w:val="left"/>
-            </w:pPr>
-            <w:r>
-              <w:t xml:space="preserve">★</w:t>
-            </w:r>
-            <w:r>
-              <w:t xml:space="preserve"> </w:t>
-            </w:r>
+              <w:t xml:space="preserve">（见 §3）</w:t>
+            </w:r>
+          </w:p>
+        </w:tc>
+        <w:tc>
+          <w:tcPr/>
+          <w:p>
+            <w:pPr>
+              <w:pStyle w:val="Compact"/>
+              <w:jc w:val="left"/>
+            </w:pPr>
             <w:r>
               <w:rPr>
                 <w:rStyle w:val="VerbatimChar"/>
@@ -3109,7 +2802,7 @@
               <w:jc w:val="left"/>
             </w:pPr>
             <w:r>
-              <w:t xml:space="preserve">★ 工具</w:t>
+              <w:t xml:space="preserve">工具</w:t>
             </w:r>
             <w:r>
               <w:rPr>
@@ -3155,12 +2848,6 @@
               <w:jc w:val="left"/>
             </w:pPr>
             <w:r>
-              <w:t xml:space="preserve">★</w:t>
-            </w:r>
-            <w:r>
-              <w:t xml:space="preserve"> </w:t>
-            </w:r>
-            <w:r>
               <w:rPr>
                 <w:rStyle w:val="VerbatimChar"/>
               </w:rPr>
@@ -3182,7 +2869,7 @@
               <w:jc w:val="left"/>
             </w:pPr>
             <w:r>
-              <w:t xml:space="preserve">★ 加</w:t>
+              <w:t xml:space="preserve">加</w:t>
             </w:r>
             <w:r>
               <w:t xml:space="preserve"> </w:t>
@@ -3194,13 +2881,7 @@
               <w:t xml:space="preserve">sys.dont_write_bytecode = True</w:t>
             </w:r>
             <w:r>
-              <w:t xml:space="preserve"> </w:t>
-            </w:r>
-            <w:r>
-              <w:t xml:space="preserve">⇒ ★</w:t>
-            </w:r>
-            <w:r>
-              <w:t xml:space="preserve"> </w:t>
+              <w:t xml:space="preserve">，</w:t>
             </w:r>
             <w:r>
               <w:rPr>
@@ -3218,12 +2899,6 @@
               <w:pStyle w:val="Compact"/>
               <w:jc w:val="left"/>
             </w:pPr>
-            <w:r>
-              <w:t xml:space="preserve">★</w:t>
-            </w:r>
-            <w:r>
-              <w:t xml:space="preserve"> </w:t>
-            </w:r>
             <w:r>
               <w:rPr>
                 <w:rStyle w:val="VerbatimChar"/>
@@ -3258,7 +2933,7 @@
               <w:jc w:val="left"/>
             </w:pPr>
             <w:r>
-              <w:t xml:space="preserve">★ 6 个 docx 无源指纹（</w:t>
+              <w:t xml:space="preserve">6 个 docx 无源指纹（</w:t>
             </w:r>
             <w:r>
               <w:rPr>
@@ -3282,23 +2957,17 @@
               <w:jc w:val="left"/>
             </w:pPr>
             <w:r>
-              <w:t xml:space="preserve">★ 那 6 个 docx 是更早的构建路径产物</w:t>
-            </w:r>
-          </w:p>
-        </w:tc>
-        <w:tc>
-          <w:tcPr/>
-          <w:p>
-            <w:pPr>
-              <w:pStyle w:val="Compact"/>
-              <w:jc w:val="left"/>
-            </w:pPr>
-            <w:r>
-              <w:t xml:space="preserve">★</w:t>
-            </w:r>
-            <w:r>
-              <w:t xml:space="preserve"> </w:t>
-            </w:r>
+              <w:t xml:space="preserve">那 6 个 docx 是更早的构建路径产物</w:t>
+            </w:r>
+          </w:p>
+        </w:tc>
+        <w:tc>
+          <w:tcPr/>
+          <w:p>
+            <w:pPr>
+              <w:pStyle w:val="Compact"/>
+              <w:jc w:val="left"/>
+            </w:pPr>
             <w:r>
               <w:rPr>
                 <w:bCs/>
@@ -3307,10 +2976,7 @@
               <w:t xml:space="preserve">重建并内嵌指纹</w:t>
             </w:r>
             <w:r>
-              <w:t xml:space="preserve">（★</w:t>
-            </w:r>
-            <w:r>
-              <w:t xml:space="preserve"> </w:t>
+              <w:t xml:space="preserve">（</w:t>
             </w:r>
             <w:r>
               <w:rPr>
@@ -3320,7 +2986,7 @@
               <w:t xml:space="preserve">重建</w:t>
             </w:r>
             <w:r>
-              <w:t xml:space="preserve">而不是只贴标签 ⇒ ★ 指纹才是真的）⇒ ★ 全包 docx 指纹覆盖率</w:t>
+              <w:t xml:space="preserve">而不是只贴标签，指纹才是真的），全包 docx 指纹覆盖率</w:t>
             </w:r>
             <w:r>
               <w:t xml:space="preserve"> </w:t>
@@ -3342,19 +3008,13 @@
               <w:jc w:val="left"/>
             </w:pPr>
             <w:r>
-              <w:t xml:space="preserve">★</w:t>
-            </w:r>
-            <w:r>
-              <w:t xml:space="preserve"> </w:t>
-            </w:r>
-            <w:r>
               <w:rPr>
                 <w:rStyle w:val="VerbatimChar"/>
               </w:rPr>
               <w:t xml:space="preserve">tools/build_docx.sh</w:t>
             </w:r>
             <w:r>
-              <w:t xml:space="preserve">（★ 改成也接单个文件）＋</w:t>
+              <w:t xml:space="preserve">（改成也接单个文件）＋</w:t>
             </w:r>
             <w:r>
               <w:t xml:space="preserve"> </w:t>
@@ -3393,31 +3053,31 @@
               <w:jc w:val="left"/>
             </w:pPr>
             <w:r>
-              <w:t xml:space="preserve">★ 措辞边界：「包 sha256 是稳定标识符」过读</w:t>
-            </w:r>
-          </w:p>
-        </w:tc>
-        <w:tc>
-          <w:tcPr/>
-          <w:p>
-            <w:pPr>
-              <w:pStyle w:val="Compact"/>
-              <w:jc w:val="left"/>
-            </w:pPr>
-            <w:r>
-              <w:t xml:space="preserve">★ 该自检只证明了「同一批 docx 字节、连打两次」</w:t>
-            </w:r>
-          </w:p>
-        </w:tc>
-        <w:tc>
-          <w:tcPr/>
-          <w:p>
-            <w:pPr>
-              <w:pStyle w:val="Compact"/>
-              <w:jc w:val="left"/>
-            </w:pPr>
-            <w:r>
-              <w:t xml:space="preserve">★ 改成</w:t>
+              <w:t xml:space="preserve">措辞边界：「包 sha256 是稳定标识符」过读</w:t>
+            </w:r>
+          </w:p>
+        </w:tc>
+        <w:tc>
+          <w:tcPr/>
+          <w:p>
+            <w:pPr>
+              <w:pStyle w:val="Compact"/>
+              <w:jc w:val="left"/>
+            </w:pPr>
+            <w:r>
+              <w:t xml:space="preserve">该自检只证明了「同一批 docx 字节、连打两次」</w:t>
+            </w:r>
+          </w:p>
+        </w:tc>
+        <w:tc>
+          <w:tcPr/>
+          <w:p>
+            <w:pPr>
+              <w:pStyle w:val="Compact"/>
+              <w:jc w:val="left"/>
+            </w:pPr>
+            <w:r>
+              <w:t xml:space="preserve">改成</w:t>
             </w:r>
             <w:r>
               <w:rPr>
@@ -3427,7 +3087,7 @@
               <w:t xml:space="preserve">三段式</w:t>
             </w:r>
             <w:r>
-              <w:t xml:space="preserve">（★ 三处：入口文档 ×2 ＋</w:t>
+              <w:t xml:space="preserve">（三处：入口文档 ×2 ＋</w:t>
             </w:r>
             <w:r>
               <w:t xml:space="preserve"> </w:t>
@@ -3453,12 +3113,6 @@
               <w:pStyle w:val="Compact"/>
               <w:jc w:val="left"/>
             </w:pPr>
-            <w:r>
-              <w:t xml:space="preserve">★</w:t>
-            </w:r>
-            <w:r>
-              <w:t xml:space="preserve"> </w:t>
-            </w:r>
             <w:r>
               <w:rPr>
                 <w:rStyle w:val="VerbatimChar"/>
@@ -3523,19 +3177,19 @@
               <w:jc w:val="left"/>
             </w:pPr>
             <w:r>
-              <w:t xml:space="preserve">★ 入口文档的自我描述（终版包内还写「待重打」；「5/5 通过」没绑 sha）</w:t>
-            </w:r>
-          </w:p>
-        </w:tc>
-        <w:tc>
-          <w:tcPr/>
-          <w:p>
-            <w:pPr>
-              <w:pStyle w:val="Compact"/>
-              <w:jc w:val="left"/>
-            </w:pPr>
-            <w:r>
-              <w:t xml:space="preserve">★ 状态行是</w:t>
+              <w:t xml:space="preserve">入口文档的自我描述（终版包内还写「待重打」；「5/5 通过」没绑 sha）</w:t>
+            </w:r>
+          </w:p>
+        </w:tc>
+        <w:tc>
+          <w:tcPr/>
+          <w:p>
+            <w:pPr>
+              <w:pStyle w:val="Compact"/>
+              <w:jc w:val="left"/>
+            </w:pPr>
+            <w:r>
+              <w:t xml:space="preserve">状态行是</w:t>
             </w:r>
             <w:r>
               <w:rPr>
@@ -3557,7 +3211,7 @@
               <w:jc w:val="left"/>
             </w:pPr>
             <w:r>
-              <w:t xml:space="preserve">★ 状态行改成绑定当前版本；★ 复核链里 v1/v2</w:t>
+              <w:t xml:space="preserve">状态行改成绑定当前版本；复核链里 v1/v2</w:t>
             </w:r>
             <w:r>
               <w:t xml:space="preserve"> </w:t>
@@ -3578,12 +3232,6 @@
               <w:pStyle w:val="Compact"/>
               <w:jc w:val="left"/>
             </w:pPr>
-            <w:r>
-              <w:t xml:space="preserve">★</w:t>
-            </w:r>
-            <w:r>
-              <w:t xml:space="preserve"> </w:t>
-            </w:r>
             <w:r>
               <w:rPr>
                 <w:rStyle w:val="VerbatimChar"/>
@@ -3608,13 +3256,13 @@
       </w:r>
     </w:p>
     <w:bookmarkEnd w:id="25"/>
-    <w:bookmarkStart w:id="26" w:name="本轮我自己的一个新发现包不能自证自己的-sha"/>
+    <w:bookmarkStart w:id="26" w:name="这一轮我自己的一个新发现包不能自证自己的-sha"/>
     <w:p>
       <w:pPr>
         <w:pStyle w:val="Heading2"/>
       </w:pPr>
       <w:r>
-        <w:t xml:space="preserve">3 · ★★ 本轮我自己的一个新发现：</w:t>
+        <w:t xml:space="preserve">3 · 这一轮我自己的一个新发现：</w:t>
       </w:r>
       <w:r>
         <w:rPr>
@@ -3629,7 +3277,7 @@
         <w:pStyle w:val="FirstParagraph"/>
       </w:pPr>
       <w:r>
-        <w:t xml:space="preserve">★ v2 给 R-07 的建议是「用</w:t>
+        <w:t xml:space="preserve">v2 给 R-07 的建议是「用</w:t>
       </w:r>
       <w:r>
         <w:t xml:space="preserve"> </w:t>
@@ -3654,10 +3302,7 @@
         <w:t xml:space="preserve">非循环身份锚点</w:t>
       </w:r>
       <w:r>
-        <w:t xml:space="preserve">」（★ 方向对）⇒ ★</w:t>
-      </w:r>
-      <w:r>
-        <w:t xml:space="preserve"> </w:t>
+        <w:t xml:space="preserve">」（方向对），</w:t>
       </w:r>
       <w:r>
         <w:rPr>
@@ -3667,7 +3312,7 @@
         <w:t xml:space="preserve">但它同时建议把这个值写进入口文档</w:t>
       </w:r>
       <w:r>
-        <w:t xml:space="preserve">（★ 它举的例子是</w:t>
+        <w:t xml:space="preserve">（它举的例子是</w:t>
       </w:r>
       <w:r>
         <w:t xml:space="preserve"> </w:t>
@@ -3679,10 +3324,7 @@
         <w:t xml:space="preserve">984ee931…</w:t>
       </w:r>
       <w:r>
-        <w:t xml:space="preserve">）⇒ ★ ★</w:t>
-      </w:r>
-      <w:r>
-        <w:t xml:space="preserve"> </w:t>
+        <w:t xml:space="preserve">），</w:t>
       </w:r>
       <w:r>
         <w:rPr>
@@ -3692,10 +3334,7 @@
         <w:t xml:space="preserve">这一步是错的</w:t>
       </w:r>
       <w:r>
-        <w:t xml:space="preserve"> </w:t>
-      </w:r>
-      <w:r>
-        <w:t xml:space="preserve">⇒ ★ 我按原建议做就会制造一个新的过期数字。</w:t>
+        <w:t xml:space="preserve">，我按原建议做就会制造一个新的过期数字。</w:t>
       </w:r>
     </w:p>
     <w:p>
@@ -3703,12 +3342,6 @@
         <w:pStyle w:val="BodyText"/>
       </w:pPr>
       <w:r>
-        <w:t xml:space="preserve">★</w:t>
-      </w:r>
-      <w:r>
-        <w:t xml:space="preserve"> </w:t>
-      </w:r>
-      <w:r>
         <w:rPr>
           <w:bCs/>
           <w:b/>
@@ -3753,12 +3386,6 @@
         <w:pStyle w:val="FirstParagraph"/>
       </w:pPr>
       <w:r>
-        <w:t xml:space="preserve">★</w:t>
-      </w:r>
-      <w:r>
-        <w:t xml:space="preserve"> </w:t>
-      </w:r>
-      <w:r>
         <w:rPr>
           <w:rStyle w:val="VerbatimChar"/>
         </w:rPr>
@@ -3778,10 +3405,7 @@
         <w:t xml:space="preserve">自身不入清单</w:t>
       </w:r>
       <w:r>
-        <w:t xml:space="preserve"> </w:t>
-      </w:r>
-      <w:r>
-        <w:t xml:space="preserve">⇒ ★ 它的 sha 稳定标识</w:t>
+        <w:t xml:space="preserve">，它的 sha 稳定标识</w:t>
       </w:r>
       <w:r>
         <w:rPr>
@@ -3791,13 +3415,7 @@
         <w:t xml:space="preserve">整包内容集</w:t>
       </w:r>
       <w:r>
-        <w:t xml:space="preserve"> </w:t>
-      </w:r>
-      <w:r>
-        <w:t xml:space="preserve">⇒ ★</w:t>
-      </w:r>
-      <w:r>
-        <w:t xml:space="preserve"> </w:t>
+        <w:t xml:space="preserve">，</w:t>
       </w:r>
       <w:r>
         <w:rPr>
@@ -3807,7 +3425,7 @@
         <w:t xml:space="preserve">这没错</w:t>
       </w:r>
       <w:r>
-        <w:t xml:space="preserve">；★</w:t>
+        <w:t xml:space="preserve">；</w:t>
       </w:r>
       <w:r>
         <w:t xml:space="preserve"> </w:t>
@@ -3820,10 +3438,7 @@
         <w:t xml:space="preserve">错在把它写进包里</w:t>
       </w:r>
       <w:r>
-        <w:t xml:space="preserve">：★ 写进去 ⇒ ★ 改这个值 ⇒ ★ 改入口文档 ⇒ ★ 改清单 ⇒ ★ 改锚点 ⇒ ★</w:t>
-      </w:r>
-      <w:r>
-        <w:t xml:space="preserve"> </w:t>
+        <w:t xml:space="preserve">：写进去，改这个值，改入口文档，改清单，改锚点，</w:t>
       </w:r>
       <w:r>
         <w:rPr>
@@ -3833,13 +3448,7 @@
         <w:t xml:space="preserve">值自己把自己改了</w:t>
       </w:r>
       <w:r>
-        <w:t xml:space="preserve"> </w:t>
-      </w:r>
-      <w:r>
-        <w:t xml:space="preserve">⇒ ★</w:t>
-      </w:r>
-      <w:r>
-        <w:t xml:space="preserve"> </w:t>
+        <w:t xml:space="preserve">，</w:t>
       </w:r>
       <w:r>
         <w:rPr>
@@ -3857,17 +3466,11 @@
         <w:pStyle w:val="BodyText"/>
       </w:pPr>
       <w:r>
-        <w:t xml:space="preserve">★ ⇒ ★</w:t>
-      </w:r>
-      <w:r>
-        <w:t xml:space="preserve"> </w:t>
-      </w:r>
-      <w:r>
         <w:rPr>
           <w:bCs/>
           <w:b/>
         </w:rPr>
-        <w:t xml:space="preserve">落法（★ 本包就是这么做的）</w:t>
+        <w:t xml:space="preserve">做法（本包就是这么做的）</w:t>
       </w:r>
       <w:r>
         <w:t xml:space="preserve">：</w:t>
@@ -3876,7 +3479,7 @@
         <w:t xml:space="preserve"> </w:t>
       </w:r>
       <w:r>
-        <w:t xml:space="preserve">1. ★ 入口文档</w:t>
+        <w:t xml:space="preserve">1. 入口文档</w:t>
       </w:r>
       <w:r>
         <w:rPr>
@@ -3895,13 +3498,13 @@
         <w:t xml:space="preserve">sha256sum SHA256SUMS.txt</w:t>
       </w:r>
       <w:r>
-        <w:t xml:space="preserve">（★ 不写死值）；</w:t>
+        <w:t xml:space="preserve">（不写死值）；</w:t>
       </w:r>
       <w:r>
         <w:t xml:space="preserve"> </w:t>
       </w:r>
       <w:r>
-        <w:t xml:space="preserve">2. ★ 入口文档</w:t>
+        <w:t xml:space="preserve">2. 入口文档</w:t>
       </w:r>
       <w:r>
         <w:rPr>
@@ -3911,13 +3514,13 @@
         <w:t xml:space="preserve">说明为什么不写死</w:t>
       </w:r>
       <w:r>
-        <w:t xml:space="preserve">（★ 上面那段自指）；</w:t>
+        <w:t xml:space="preserve">（上面那段自指）；</w:t>
       </w:r>
       <w:r>
         <w:t xml:space="preserve"> </w:t>
       </w:r>
       <w:r>
-        <w:t xml:space="preserve">3. ★ 同理，★</w:t>
+        <w:t xml:space="preserve">3. 同理，</w:t>
       </w:r>
       <w:r>
         <w:t xml:space="preserve"> </w:t>
@@ -3930,7 +3533,7 @@
         <w:t xml:space="preserve">本包自己的 sha256 与字节数也不写死在包内</w:t>
       </w:r>
       <w:r>
-        <w:t xml:space="preserve">（★ 那是</w:t>
+        <w:t xml:space="preserve">（那是</w:t>
       </w:r>
       <w:r>
         <w:rPr>
@@ -3940,7 +3543,7 @@
         <w:t xml:space="preserve">外部事实</w:t>
       </w:r>
       <w:r>
-        <w:t xml:space="preserve">）⇒ ★ 入口文档只给</w:t>
+        <w:t xml:space="preserve">），入口文档只给</w:t>
       </w:r>
       <w:r>
         <w:rPr>
@@ -3956,10 +3559,7 @@
         <w:t xml:space="preserve"> </w:t>
       </w:r>
       <w:r>
-        <w:t xml:space="preserve">4. ★ ⇒ ★</w:t>
-      </w:r>
-      <w:r>
-        <w:t xml:space="preserve"> </w:t>
+        <w:t xml:space="preserve">4.，</w:t>
       </w:r>
       <w:r>
         <w:rPr>
@@ -3969,10 +3569,7 @@
         <w:t xml:space="preserve">可复算、可核、不可能过期</w:t>
       </w:r>
       <w:r>
-        <w:t xml:space="preserve"> </w:t>
-      </w:r>
-      <w:r>
-        <w:t xml:space="preserve">⇒ ★ ★ 这比"写死一个值"强，因为</w:t>
+        <w:t xml:space="preserve">，这比"写死一个值"强，因为</w:t>
       </w:r>
       <w:r>
         <w:rPr>
@@ -3990,20 +3587,14 @@
         <w:pStyle w:val="BodyText"/>
       </w:pPr>
       <w:r>
-        <w:t xml:space="preserve">★</w:t>
-      </w:r>
-      <w:r>
-        <w:t xml:space="preserve"> </w:t>
-      </w:r>
-      <w:r>
         <w:rPr>
           <w:bCs/>
           <w:b/>
         </w:rPr>
-        <w:t xml:space="preserve">通则</w:t>
-      </w:r>
-      <w:r>
-        <w:t xml:space="preserve">：★</w:t>
+        <w:t xml:space="preserve">原则</w:t>
+      </w:r>
+      <w:r>
+        <w:t xml:space="preserve">：</w:t>
       </w:r>
       <w:r>
         <w:t xml:space="preserve"> </w:t>
@@ -4013,7 +3604,7 @@
           <w:bCs/>
           <w:b/>
         </w:rPr>
-        <w:t xml:space="preserve">凡是「自指」的量（对象自己的指纹 / 自己的大小 / 自己里指向自己的指针）⇒ 只能【声明算法】，不能【写死值】。</w:t>
+        <w:t xml:space="preserve">凡是「自指」的量（对象自己的指纹 / 自己的大小 / 自己里指向自己的指针），只能【声明算法】，不能【写死值】。</w:t>
       </w:r>
     </w:p>
     <w:p>
@@ -4030,7 +3621,7 @@
         <w:pStyle w:val="Heading2"/>
       </w:pPr>
       <w:r>
-        <w:t xml:space="preserve">4 · ★ 元教训：★</w:t>
+        <w:t xml:space="preserve">4 · 元教训：</w:t>
       </w:r>
       <w:r>
         <w:t xml:space="preserve"> </w:t>
@@ -4048,10 +3639,7 @@
         <w:pStyle w:val="FirstParagraph"/>
       </w:pPr>
       <w:r>
-        <w:t xml:space="preserve">★ 本轮写补丁脚本时，第一版用「old_string → new_string」精确匹配 ⇒ ★</w:t>
-      </w:r>
-      <w:r>
-        <w:t xml:space="preserve"> </w:t>
+        <w:t xml:space="preserve">这一轮写补丁脚本时，第一版用「old_string → new_string」精确匹配，</w:t>
       </w:r>
       <w:r>
         <w:rPr>
@@ -4061,10 +3649,7 @@
         <w:t xml:space="preserve">3 条替换串匹配不上</w:t>
       </w:r>
       <w:r>
-        <w:t xml:space="preserve"> </w:t>
-      </w:r>
-      <w:r>
-        <w:t xml:space="preserve">⇒ ★ 而 Read 工具给出的内容</w:t>
+        <w:t xml:space="preserve">，而 Read 工具给出的内容</w:t>
       </w:r>
       <w:r>
         <w:rPr>
@@ -4082,12 +3667,6 @@
         <w:pStyle w:val="BodyText"/>
       </w:pPr>
       <w:r>
-        <w:t xml:space="preserve">★</w:t>
-      </w:r>
-      <w:r>
-        <w:t xml:space="preserve"> </w:t>
-      </w:r>
-      <w:r>
         <w:rPr>
           <w:bCs/>
           <w:b/>
@@ -4095,7 +3674,7 @@
         <w:t xml:space="preserve">根因</w:t>
       </w:r>
       <w:r>
-        <w:t xml:space="preserve">：★</w:t>
+        <w:t xml:space="preserve">：</w:t>
       </w:r>
       <w:r>
         <w:t xml:space="preserve"> </w:t>
@@ -4108,13 +3687,7 @@
         <w:t xml:space="preserve">Read 的输出是给人看的，不是给机器匹配的</w:t>
       </w:r>
       <w:r>
-        <w:t xml:space="preserve"> </w:t>
-      </w:r>
-      <w:r>
-        <w:t xml:space="preserve">⇒ ★ 我手抄了 3 处长串 ⇒ ★ 抄的时候把某个全角标点抄成了另一个 ⇒ ★</w:t>
-      </w:r>
-      <w:r>
-        <w:t xml:space="preserve"> </w:t>
+        <w:t xml:space="preserve">，我手抄了 3 处长串，抄的时候把某个全角标点抄成了另一个，</w:t>
       </w:r>
       <w:r>
         <w:rPr>
@@ -4132,20 +3705,14 @@
         <w:pStyle w:val="BodyText"/>
       </w:pPr>
       <w:r>
-        <w:t xml:space="preserve">★ ⇒ ★</w:t>
-      </w:r>
-      <w:r>
-        <w:t xml:space="preserve"> </w:t>
-      </w:r>
-      <w:r>
         <w:rPr>
           <w:bCs/>
           <w:b/>
         </w:rPr>
-        <w:t xml:space="preserve">落法（★ 已写进脚本头注）</w:t>
-      </w:r>
-      <w:r>
-        <w:t xml:space="preserve">：★</w:t>
+        <w:t xml:space="preserve">做法（已写进脚本头注）</w:t>
+      </w:r>
+      <w:r>
+        <w:t xml:space="preserve">：</w:t>
       </w:r>
       <w:r>
         <w:t xml:space="preserve"> </w:t>
@@ -4158,10 +3725,7 @@
         <w:t xml:space="preserve">按【行号】替换</w:t>
       </w:r>
       <w:r>
-        <w:t xml:space="preserve">（★ 行号从文件里数出来，不经人手抄）⇒ ★</w:t>
-      </w:r>
-      <w:r>
-        <w:t xml:space="preserve"> </w:t>
+        <w:t xml:space="preserve">（行号从文件里数出来，不经人手抄），</w:t>
       </w:r>
       <w:r>
         <w:rPr>
@@ -4171,10 +3735,7 @@
         <w:t xml:space="preserve">手抄错误彻底消失</w:t>
       </w:r>
       <w:r>
-        <w:t xml:space="preserve"> </w:t>
-      </w:r>
-      <w:r>
-        <w:t xml:space="preserve">⇒ ★ 代价是脚本一次性（★ 应用后行号漂移）⇒ ★ 补偿：★ 加</w:t>
+        <w:t xml:space="preserve">，代价是脚本一次性（应用后行号漂移），补偿：加</w:t>
       </w:r>
       <w:r>
         <w:rPr>
@@ -4184,7 +3745,7 @@
         <w:t xml:space="preserve">幂等守卫</w:t>
       </w:r>
       <w:r>
-        <w:t xml:space="preserve">（★ 重跑时判「是否已应用过」⇒ 安全退出而不是报错）。</w:t>
+        <w:t xml:space="preserve">（重跑时判「是否已应用过」，安全退出而不是报错）。</w:t>
       </w:r>
     </w:p>
     <w:p>
@@ -4192,20 +3753,14 @@
         <w:pStyle w:val="BodyText"/>
       </w:pPr>
       <w:r>
-        <w:t xml:space="preserve">★</w:t>
-      </w:r>
-      <w:r>
-        <w:t xml:space="preserve"> </w:t>
-      </w:r>
-      <w:r>
         <w:rPr>
           <w:bCs/>
           <w:b/>
         </w:rPr>
-        <w:t xml:space="preserve">另一条同源的纪律</w:t>
-      </w:r>
-      <w:r>
-        <w:t xml:space="preserve">：★</w:t>
+        <w:t xml:space="preserve">另一条同源的要求</w:t>
+      </w:r>
+      <w:r>
+        <w:t xml:space="preserve">：</w:t>
       </w:r>
       <w:r>
         <w:t xml:space="preserve"> </w:t>
@@ -4218,7 +3773,7 @@
         <w:t xml:space="preserve">审计人 v2 的 §0.2 写的是同一件事</w:t>
       </w:r>
       <w:r>
-        <w:t xml:space="preserve">（★ 他自己数行数时先踩了一次坑：★</w:t>
+        <w:t xml:space="preserve">（他自己数行数时先踩了一次坑：</w:t>
       </w:r>
       <w:r>
         <w:t xml:space="preserve"> </w:t>
@@ -4248,10 +3803,7 @@
         <w:t xml:space="preserve"> </w:t>
       </w:r>
       <w:r>
-        <w:t xml:space="preserve">差 1 ⇒ ★ 11 处引用全"差 1"）⇒ ★ ⇒ ★</w:t>
-      </w:r>
-      <w:r>
-        <w:t xml:space="preserve"> </w:t>
+        <w:t xml:space="preserve">差 1，11 处引用全"差 1"），</w:t>
       </w:r>
       <w:r>
         <w:rPr>
@@ -4261,13 +3813,7 @@
         <w:t xml:space="preserve">「数字对不上」的第一嫌疑永远是【自己的口径】，不是文档过期</w:t>
       </w:r>
       <w:r>
-        <w:t xml:space="preserve"> </w:t>
-      </w:r>
-      <w:r>
-        <w:t xml:space="preserve">⇒ ★</w:t>
-      </w:r>
-      <w:r>
-        <w:t xml:space="preserve"> </w:t>
+        <w:t xml:space="preserve">，</w:t>
       </w:r>
       <w:r>
         <w:rPr>
@@ -4302,20 +3848,14 @@
         <w:pStyle w:val="FirstParagraph"/>
       </w:pPr>
       <w:r>
-        <w:t xml:space="preserve">★</w:t>
-      </w:r>
-      <w:r>
-        <w:t xml:space="preserve"> </w:t>
-      </w:r>
-      <w:r>
         <w:rPr>
           <w:bCs/>
           <w:b/>
         </w:rPr>
-        <w:t xml:space="preserve">本轮参与的全部对象</w:t>
-      </w:r>
-      <w:r>
-        <w:t xml:space="preserve">（★ 稳定 sha 可当场复核；★ 易变的那几个以清单为准）：</w:t>
+        <w:t xml:space="preserve">这一轮参与的全部对象</w:t>
+      </w:r>
+      <w:r>
+        <w:t xml:space="preserve">（稳定 sha 可当场复核；易变的那几个以清单为准）：</w:t>
       </w:r>
     </w:p>
     <w:tbl>
@@ -4392,7 +3932,7 @@
               <w:jc w:val="left"/>
             </w:pPr>
             <w:r>
-              <w:t xml:space="preserve">★ 包（v1 复核对象）</w:t>
+              <w:t xml:space="preserve">包（v1 复核对象）</w:t>
             </w:r>
           </w:p>
         </w:tc>
@@ -4430,12 +3970,6 @@
               <w:pStyle w:val="Compact"/>
               <w:jc w:val="left"/>
             </w:pPr>
-            <w:r>
-              <w:t xml:space="preserve">★</w:t>
-            </w:r>
-            <w:r>
-              <w:t xml:space="preserve"> </w:t>
-            </w:r>
             <w:r>
               <w:rPr>
                 <w:bCs/>
@@ -4455,7 +3989,7 @@
               <w:jc w:val="left"/>
             </w:pPr>
             <w:r>
-              <w:t xml:space="preserve">★ 包（v2 复核对象）</w:t>
+              <w:t xml:space="preserve">包（v2 复核对象）</w:t>
             </w:r>
           </w:p>
         </w:tc>
@@ -4494,12 +4028,6 @@
               <w:jc w:val="left"/>
             </w:pPr>
             <w:r>
-              <w:t xml:space="preserve">★ ★</w:t>
-            </w:r>
-            <w:r>
-              <w:t xml:space="preserve"> </w:t>
-            </w:r>
-            <w:r>
               <w:rPr>
                 <w:bCs/>
                 <w:b/>
@@ -4507,7 +4035,7 @@
               <w:t xml:space="preserve">字节已丢</w:t>
             </w:r>
             <w:r>
-              <w:t xml:space="preserve">（★ 见 §1.1）</w:t>
+              <w:t xml:space="preserve">（见 §1.1）</w:t>
             </w:r>
           </w:p>
         </w:tc>
@@ -4521,7 +4049,7 @@
               <w:jc w:val="left"/>
             </w:pPr>
             <w:r>
-              <w:t xml:space="preserve">★ 包级复核报告 v1</w:t>
+              <w:t xml:space="preserve">包级复核报告 v1</w:t>
             </w:r>
           </w:p>
         </w:tc>
@@ -4560,7 +4088,7 @@
               <w:jc w:val="left"/>
             </w:pPr>
             <w:r>
-              <w:t xml:space="preserve">★ 在包内</w:t>
+              <w:t xml:space="preserve">在包内</w:t>
             </w:r>
             <w:r>
               <w:t xml:space="preserve"> </w:t>
@@ -4583,7 +4111,7 @@
               <w:jc w:val="left"/>
             </w:pPr>
             <w:r>
-              <w:t xml:space="preserve">★ 包级复核报告 v2</w:t>
+              <w:t xml:space="preserve">包级复核报告 v2</w:t>
             </w:r>
           </w:p>
         </w:tc>
@@ -4622,7 +4150,7 @@
               <w:jc w:val="left"/>
             </w:pPr>
             <w:r>
-              <w:t xml:space="preserve">★ 在包内</w:t>
+              <w:t xml:space="preserve">在包内</w:t>
             </w:r>
             <w:r>
               <w:t xml:space="preserve"> </w:t>
@@ -4645,12 +4173,6 @@
               <w:jc w:val="left"/>
             </w:pPr>
             <w:r>
-              <w:t xml:space="preserve">★</w:t>
-            </w:r>
-            <w:r>
-              <w:t xml:space="preserve"> </w:t>
-            </w:r>
-            <w:r>
               <w:rPr>
                 <w:rStyle w:val="VerbatimChar"/>
               </w:rPr>
@@ -4696,7 +4218,7 @@
               <w:jc w:val="left"/>
             </w:pPr>
             <w:r>
-              <w:t xml:space="preserve">★ 改前</w:t>
+              <w:t xml:space="preserve">改前</w:t>
             </w:r>
           </w:p>
         </w:tc>
@@ -4710,12 +4232,6 @@
               <w:jc w:val="left"/>
             </w:pPr>
             <w:r>
-              <w:t xml:space="preserve">★</w:t>
-            </w:r>
-            <w:r>
-              <w:t xml:space="preserve"> </w:t>
-            </w:r>
-            <w:r>
               <w:rPr>
                 <w:rStyle w:val="VerbatimChar"/>
               </w:rPr>
@@ -4761,7 +4277,7 @@
               <w:jc w:val="left"/>
             </w:pPr>
             <w:r>
-              <w:t xml:space="preserve">★ 改前（★ 旧版，★ 见 §1.3）</w:t>
+              <w:t xml:space="preserve">改前（旧版，见 §1.3）</w:t>
             </w:r>
           </w:p>
         </w:tc>
@@ -4775,12 +4291,6 @@
               <w:jc w:val="left"/>
             </w:pPr>
             <w:r>
-              <w:t xml:space="preserve">★</w:t>
-            </w:r>
-            <w:r>
-              <w:t xml:space="preserve"> </w:t>
-            </w:r>
-            <w:r>
               <w:rPr>
                 <w:rStyle w:val="VerbatimChar"/>
               </w:rPr>
@@ -4814,12 +4324,6 @@
               <w:jc w:val="left"/>
             </w:pPr>
             <w:r>
-              <w:t xml:space="preserve">★</w:t>
-            </w:r>
-            <w:r>
-              <w:t xml:space="preserve"> </w:t>
-            </w:r>
-            <w:r>
               <w:rPr>
                 <w:bCs/>
                 <w:b/>
@@ -4865,23 +4369,17 @@
               <w:jc w:val="left"/>
             </w:pPr>
             <w:r>
-              <w:t xml:space="preserve">★ 以清单为准</w:t>
-            </w:r>
-          </w:p>
-        </w:tc>
-        <w:tc>
-          <w:tcPr/>
-          <w:p>
-            <w:pPr>
-              <w:pStyle w:val="Compact"/>
-              <w:jc w:val="left"/>
-            </w:pPr>
-            <w:r>
-              <w:t xml:space="preserve">★ ★</w:t>
-            </w:r>
-            <w:r>
-              <w:t xml:space="preserve"> </w:t>
-            </w:r>
+              <w:t xml:space="preserve">以清单为准</w:t>
+            </w:r>
+          </w:p>
+        </w:tc>
+        <w:tc>
+          <w:tcPr/>
+          <w:p>
+            <w:pPr>
+              <w:pStyle w:val="Compact"/>
+              <w:jc w:val="left"/>
+            </w:pPr>
             <w:r>
               <w:rPr>
                 <w:bCs/>
@@ -4890,7 +4388,7 @@
               <w:t xml:space="preserve">故意不写死</w:t>
             </w:r>
             <w:r>
-              <w:t xml:space="preserve">（★ 见 §3）</w:t>
+              <w:t xml:space="preserve">（见 §3）</w:t>
             </w:r>
           </w:p>
         </w:tc>
@@ -4904,23 +4402,17 @@
               <w:jc w:val="left"/>
             </w:pPr>
             <w:r>
-              <w:t xml:space="preserve">★ 论文正文（五篇）</w:t>
-            </w:r>
-          </w:p>
-        </w:tc>
-        <w:tc>
-          <w:tcPr/>
-          <w:p>
-            <w:pPr>
-              <w:pStyle w:val="Compact"/>
-              <w:jc w:val="left"/>
-            </w:pPr>
-            <w:r>
-              <w:t xml:space="preserve">★</w:t>
-            </w:r>
-            <w:r>
-              <w:t xml:space="preserve"> </w:t>
-            </w:r>
+              <w:t xml:space="preserve">论文正文（五篇）</w:t>
+            </w:r>
+          </w:p>
+        </w:tc>
+        <w:tc>
+          <w:tcPr/>
+          <w:p>
+            <w:pPr>
+              <w:pStyle w:val="Compact"/>
+              <w:jc w:val="left"/>
+            </w:pPr>
             <w:r>
               <w:rPr>
                 <w:bCs/>
@@ -4938,7 +4430,7 @@
               <w:jc w:val="left"/>
             </w:pPr>
             <w:r>
-              <w:t xml:space="preserve">★ 见</w:t>
+              <w:t xml:space="preserve">见</w:t>
             </w:r>
             <w:r>
               <w:t xml:space="preserve"> </w:t>
@@ -4965,7 +4457,7 @@
               <w:jc w:val="left"/>
             </w:pPr>
             <w:r>
-              <w:t xml:space="preserve">★ ★ sha 与行字节均未变</w:t>
+              <w:t xml:space="preserve">sha 与行字节均未变</w:t>
             </w:r>
           </w:p>
         </w:tc>
@@ -4976,12 +4468,6 @@
         <w:pStyle w:val="BodyText"/>
       </w:pPr>
       <w:r>
-        <w:t xml:space="preserve">★</w:t>
-      </w:r>
-      <w:r>
-        <w:t xml:space="preserve"> </w:t>
-      </w:r>
-      <w:r>
         <w:rPr>
           <w:bCs/>
           <w:b/>
@@ -4989,10 +4475,7 @@
         <w:t xml:space="preserve">改动的文件清单</w:t>
       </w:r>
       <w:r>
-        <w:t xml:space="preserve">（★</w:t>
-      </w:r>
-      <w:r>
-        <w:t xml:space="preserve"> </w:t>
+        <w:t xml:space="preserve">（</w:t>
       </w:r>
       <w:r>
         <w:rPr>
@@ -5068,7 +4551,7 @@
               <w:jc w:val="left"/>
             </w:pPr>
             <w:r>
-              <w:t xml:space="preserve">★ R-03 / R-04 / R-05 / R-06 / R-07 / S-03 / S-04 ＋ §8 自曝清单追加 3 条</w:t>
+              <w:t xml:space="preserve">R-03 / R-04 / R-05 / R-06 / R-07 / S-03 / S-04 ＋ §8 自曝清单追加 3 条</w:t>
             </w:r>
           </w:p>
         </w:tc>
@@ -5097,7 +4580,7 @@
               <w:jc w:val="left"/>
             </w:pPr>
             <w:r>
-              <w:t xml:space="preserve">★ R-02 / R-05 / R-06 / R-07 / S-03 ＋ 新增 §2·ter（v2 处置表 ＋ 复核链登记 ＋ 返工留痕）</w:t>
+              <w:t xml:space="preserve">R-02 / R-05 / R-06 / R-07 / S-03 ＋ 新增 §2·ter（v2 处理表 ＋ 复核链登记 ＋ 返工留痕）</w:t>
             </w:r>
           </w:p>
         </w:tc>
@@ -5126,7 +4609,7 @@
               <w:jc w:val="left"/>
             </w:pPr>
             <w:r>
-              <w:t xml:space="preserve">★ S-01（不落字节码）</w:t>
+              <w:t xml:space="preserve">S-01（不落字节码）</w:t>
             </w:r>
           </w:p>
         </w:tc>
@@ -5155,7 +4638,7 @@
               <w:jc w:val="left"/>
             </w:pPr>
             <w:r>
-              <w:t xml:space="preserve">★ S-03（打印文案 ＋ 边界）＋</w:t>
+              <w:t xml:space="preserve">S-03（打印文案 ＋ 边界）＋</w:t>
             </w:r>
             <w:r>
               <w:t xml:space="preserve"> </w:t>
@@ -5199,7 +4682,7 @@
               <w:jc w:val="left"/>
             </w:pPr>
             <w:r>
-              <w:t xml:space="preserve">★ S-02（接单个文件）＋ 注释补实测</w:t>
+              <w:t xml:space="preserve">S-02（接单个文件）＋ 注释补实测</w:t>
             </w:r>
           </w:p>
         </w:tc>
@@ -5228,12 +4711,6 @@
               <w:jc w:val="left"/>
             </w:pPr>
             <w:r>
-              <w:t xml:space="preserve">★</w:t>
-            </w:r>
-            <w:r>
-              <w:t xml:space="preserve"> </w:t>
-            </w:r>
-            <w:r>
               <w:rPr>
                 <w:bCs/>
                 <w:b/>
@@ -5241,7 +4718,7 @@
               <w:t xml:space="preserve">新文件</w:t>
             </w:r>
             <w:r>
-              <w:t xml:space="preserve">：本轮 11 条修复的执行脚本</w:t>
+              <w:t xml:space="preserve">：这一轮 11 条修复的执行脚本</w:t>
             </w:r>
           </w:p>
         </w:tc>
@@ -5255,13 +4732,13 @@
       </w:r>
     </w:p>
     <w:bookmarkEnd w:id="28"/>
-    <w:bookmarkStart w:id="29" w:name="第三方怎么自己核本轮"/>
+    <w:bookmarkStart w:id="29" w:name="第三方怎么自己核这一轮"/>
     <w:p>
       <w:pPr>
         <w:pStyle w:val="Heading2"/>
       </w:pPr>
       <w:r>
-        <w:t xml:space="preserve">6 · 第三方怎么自己核本轮</w:t>
+        <w:t xml:space="preserve">6 · 第三方怎么自己核这一轮</w:t>
       </w:r>
     </w:p>
     <w:p>
@@ -5943,12 +5420,6 @@
         <w:pStyle w:val="FirstParagraph"/>
       </w:pPr>
       <w:r>
-        <w:t xml:space="preserve">★</w:t>
-      </w:r>
-      <w:r>
-        <w:t xml:space="preserve"> </w:t>
-      </w:r>
-      <w:r>
         <w:rPr>
           <w:bCs/>
           <w:b/>
@@ -5956,7 +5427,7 @@
         <w:t xml:space="preserve">③ ④ ⑤ 的关系</w:t>
       </w:r>
       <w:r>
-        <w:t xml:space="preserve">：★ ④ 会</w:t>
+        <w:t xml:space="preserve">： ④ 会</w:t>
       </w:r>
       <w:r>
         <w:t xml:space="preserve"> </w:t>
@@ -5983,13 +5454,7 @@
         <w:t xml:space="preserve">workflow.py</w:t>
       </w:r>
       <w:r>
-        <w:t xml:space="preserve"> </w:t>
-      </w:r>
-      <w:r>
-        <w:t xml:space="preserve">⇒ ★</w:t>
-      </w:r>
-      <w:r>
-        <w:t xml:space="preserve"> </w:t>
+        <w:t xml:space="preserve">，</w:t>
       </w:r>
       <w:r>
         <w:rPr>
@@ -5999,10 +5464,7 @@
         <w:t xml:space="preserve">⑤ 就是在核「它没在被检树里落字节码」</w:t>
       </w:r>
       <w:r>
-        <w:t xml:space="preserve"> </w:t>
-      </w:r>
-      <w:r>
-        <w:t xml:space="preserve">⇒ ★ ⑤ 应无输出（★ v2 实测：★</w:t>
+        <w:t xml:space="preserve">，⑤ 应无输出（v2 实测：</w:t>
       </w:r>
       <w:r>
         <w:t xml:space="preserve"> </w:t>
@@ -6015,7 +5477,7 @@
         <w:t xml:space="preserve">会</w:t>
       </w:r>
       <w:r>
-        <w:t xml:space="preserve">有输出 ⇒ ★ 那就是 S-01 未修）。</w:t>
+        <w:t xml:space="preserve">有输出，那就是 S-01 未修）。</w:t>
       </w:r>
     </w:p>
     <w:p>
@@ -6032,7 +5494,7 @@
         <w:pStyle w:val="Heading2"/>
       </w:pPr>
       <w:r>
-        <w:t xml:space="preserve">7 · ★ 我不背书的边界</w:t>
+        <w:t xml:space="preserve">7 · 我不背书的边界</w:t>
       </w:r>
     </w:p>
     <w:tbl>
@@ -6083,12 +5545,6 @@
               <w:jc w:val="left"/>
             </w:pPr>
             <w:r>
-              <w:t xml:space="preserve">★</w:t>
-            </w:r>
-            <w:r>
-              <w:t xml:space="preserve"> </w:t>
-            </w:r>
-            <w:r>
               <w:rPr>
                 <w:bCs/>
                 <w:b/>
@@ -6105,12 +5561,6 @@
               <w:jc w:val="left"/>
             </w:pPr>
             <w:r>
-              <w:t xml:space="preserve">★</w:t>
-            </w:r>
-            <w:r>
-              <w:t xml:space="preserve"> </w:t>
-            </w:r>
-            <w:r>
               <w:rPr>
                 <w:bCs/>
                 <w:b/>
@@ -6118,10 +5568,7 @@
               <w:t xml:space="preserve">v3 尚未出</w:t>
             </w:r>
             <w:r>
-              <w:t xml:space="preserve"> </w:t>
-            </w:r>
-            <w:r>
-              <w:t xml:space="preserve">⇒ ★ 本包目前是</w:t>
+              <w:t xml:space="preserve">，本包目前是</w:t>
             </w:r>
             <w:r>
               <w:rPr>
@@ -6145,12 +5592,6 @@
               <w:jc w:val="left"/>
             </w:pPr>
             <w:r>
-              <w:t xml:space="preserve">★</w:t>
-            </w:r>
-            <w:r>
-              <w:t xml:space="preserve"> </w:t>
-            </w:r>
-            <w:r>
               <w:rPr>
                 <w:bCs/>
                 <w:b/>
@@ -6167,7 +5608,7 @@
               <w:jc w:val="left"/>
             </w:pPr>
             <w:r>
-              <w:t xml:space="preserve">★ 绑定的是</w:t>
+              <w:t xml:space="preserve">绑定的是</w:t>
             </w:r>
             <w:r>
               <w:rPr>
@@ -6189,13 +5630,7 @@
               <w:t xml:space="preserve">6afcc844…</w:t>
             </w:r>
             <w:r>
-              <w:t xml:space="preserve"> </w:t>
-            </w:r>
-            <w:r>
-              <w:t xml:space="preserve">⇒ ★</w:t>
-            </w:r>
-            <w:r>
-              <w:t xml:space="preserve"> </w:t>
+              <w:t xml:space="preserve">，</w:t>
             </w:r>
             <w:r>
               <w:rPr>
@@ -6205,7 +5640,7 @@
               <w:t xml:space="preserve">11 条的内容判断仍成立</w:t>
             </w:r>
             <w:r>
-              <w:t xml:space="preserve">，★ 但「本包被 v2 裁过」不成立</w:t>
+              <w:t xml:space="preserve">，但「本包被 v2 裁过」不成立</w:t>
             </w:r>
           </w:p>
         </w:tc>
@@ -6219,12 +5654,6 @@
               <w:jc w:val="left"/>
             </w:pPr>
             <w:r>
-              <w:t xml:space="preserve">★</w:t>
-            </w:r>
-            <w:r>
-              <w:t xml:space="preserve"> </w:t>
-            </w:r>
-            <w:r>
               <w:rPr>
                 <w:bCs/>
                 <w:b/>
@@ -6241,12 +5670,6 @@
               <w:jc w:val="left"/>
             </w:pPr>
             <w:r>
-              <w:t xml:space="preserve">★</w:t>
-            </w:r>
-            <w:r>
-              <w:t xml:space="preserve"> </w:t>
-            </w:r>
-            <w:r>
               <w:rPr>
                 <w:bCs/>
                 <w:b/>
@@ -6254,7 +5677,7 @@
               <w:t xml:space="preserve">永久丢失</w:t>
             </w:r>
             <w:r>
-              <w:t xml:space="preserve">（★ 33 commits · ★ 从未推送）⇒ ★ 不可核、不在包内</w:t>
+              <w:t xml:space="preserve">（33 commits · 从未推送），不可核、不在包内</w:t>
             </w:r>
           </w:p>
         </w:tc>
@@ -6268,12 +5691,6 @@
               <w:jc w:val="left"/>
             </w:pPr>
             <w:r>
-              <w:t xml:space="preserve">★</w:t>
-            </w:r>
-            <w:r>
-              <w:t xml:space="preserve"> </w:t>
-            </w:r>
-            <w:r>
               <w:rPr>
                 <w:bCs/>
                 <w:b/>
@@ -6290,12 +5707,6 @@
               <w:jc w:val="left"/>
             </w:pPr>
             <w:r>
-              <w:t xml:space="preserve">★</w:t>
-            </w:r>
-            <w:r>
-              <w:t xml:space="preserve"> </w:t>
-            </w:r>
-            <w:r>
               <w:rPr>
                 <w:bCs/>
                 <w:b/>
@@ -6303,7 +5714,7 @@
               <w:t xml:space="preserve">五篇正文一个字没动</w:t>
             </w:r>
             <w:r>
-              <w:t xml:space="preserve">（★ sha 与行字节均未变 ⇒ 见</w:t>
+              <w:t xml:space="preserve">（sha 与行字节均未变，见</w:t>
             </w:r>
             <w:r>
               <w:t xml:space="preserve"> </w:t>
@@ -6318,7 +5729,7 @@
               <w:t xml:space="preserve"> </w:t>
             </w:r>
             <w:r>
-              <w:t xml:space="preserve">§3）⇒ ★ 本轮</w:t>
+              <w:t xml:space="preserve">§3），这一轮</w:t>
             </w:r>
             <w:r>
               <w:rPr>
@@ -6339,12 +5750,6 @@
               <w:jc w:val="left"/>
             </w:pPr>
             <w:r>
-              <w:t xml:space="preserve">★</w:t>
-            </w:r>
-            <w:r>
-              <w:t xml:space="preserve"> </w:t>
-            </w:r>
-            <w:r>
               <w:rPr>
                 <w:bCs/>
                 <w:b/>
@@ -6361,12 +5766,6 @@
               <w:jc w:val="left"/>
             </w:pPr>
             <w:r>
-              <w:t xml:space="preserve">★</w:t>
-            </w:r>
-            <w:r>
-              <w:t xml:space="preserve"> </w:t>
-            </w:r>
-            <w:r>
               <w:rPr>
                 <w:bCs/>
                 <w:b/>
@@ -6374,7 +5773,7 @@
               <w:t xml:space="preserve">不能由包内复现</w:t>
             </w:r>
             <w:r>
-              <w:t xml:space="preserve">（★ 底稿</w:t>
+              <w:t xml:space="preserve">（底稿</w:t>
             </w:r>
             <w:r>
               <w:t xml:space="preserve"> </w:t>
@@ -6389,10 +5788,7 @@
               <w:t xml:space="preserve"> </w:t>
             </w:r>
             <w:r>
-              <w:t xml:space="preserve">缺陷）⇒ ★ 沿用原文的《复现性声明》⇒ ★</w:t>
-            </w:r>
-            <w:r>
-              <w:t xml:space="preserve"> </w:t>
+              <w:t xml:space="preserve">缺陷），沿用原文的《复现性声明》，</w:t>
             </w:r>
             <w:r>
               <w:rPr>
@@ -6413,12 +5809,6 @@
               <w:jc w:val="left"/>
             </w:pPr>
             <w:r>
-              <w:t xml:space="preserve">★</w:t>
-            </w:r>
-            <w:r>
-              <w:t xml:space="preserve"> </w:t>
-            </w:r>
-            <w:r>
               <w:rPr>
                 <w:bCs/>
                 <w:b/>
@@ -6435,10 +5825,7 @@
               <w:jc w:val="left"/>
             </w:pPr>
             <w:r>
-              <w:t xml:space="preserve">★ 本环境无 Microsoft Office / WPS ⇒ ★ 沿用 v2 的结论：★ 只验到结构层 ＋ LibreOffice 可打开 ⇒ ★</w:t>
-            </w:r>
-            <w:r>
-              <w:t xml:space="preserve"> </w:t>
+              <w:t xml:space="preserve">本环境无 Microsoft Office / WPS，沿用 v2 的结论：只验到结构层 ＋ LibreOffice 可打开，</w:t>
             </w:r>
             <w:r>
               <w:rPr>
@@ -6459,12 +5846,6 @@
               <w:jc w:val="left"/>
             </w:pPr>
             <w:r>
-              <w:t xml:space="preserve">★</w:t>
-            </w:r>
-            <w:r>
-              <w:t xml:space="preserve"> </w:t>
-            </w:r>
-            <w:r>
               <w:rPr>
                 <w:bCs/>
                 <w:b/>
@@ -6481,7 +5862,7 @@
               <w:jc w:val="left"/>
             </w:pPr>
             <w:r>
-              <w:t xml:space="preserve">★ 只对</w:t>
+              <w:t xml:space="preserve">只对</w:t>
             </w:r>
             <w:r>
               <w:rPr>
@@ -6491,7 +5872,7 @@
               <w:t xml:space="preserve">本文件所在的那个包</w:t>
             </w:r>
             <w:r>
-              <w:t xml:space="preserve">负责；★ 包的身份锚点 ＝</w:t>
+              <w:t xml:space="preserve">负责；包的身份锚点 ＝</w:t>
             </w:r>
             <w:r>
               <w:t xml:space="preserve"> </w:t>
@@ -6522,7 +5903,7 @@
           <w:iCs/>
           <w:i/>
         </w:rPr>
-        <w:t xml:space="preserve">2026-10-25 · owner（Mavis）自撰 · ★ 本轮接管自上一轮会话（★ 上一轮因沙箱重置中断，★ 论文原文未交出）· ★ 本文所有断言均带回源 · ★ 未核到的写成"未核到"，★</w:t>
+        <w:t xml:space="preserve">2026-10-25 · owner（Mavis）自撰 · 这一轮接管自上一轮会话（上一轮因沙箱重置中断，论文原文未交出）· 本文所有断言均带回源 · 未核到的写成"未核到"，</w:t>
       </w:r>
       <w:r>
         <w:rPr>
@@ -6551,40 +5932,22 @@
         <w:t xml:space="preserve"> </w:t>
       </w:r>
       <w:r>
-        <w:rPr>
-          <w:iCs/>
-          <w:i/>
-        </w:rPr>
-        <w:t xml:space="preserve">★ 执行脚本</w:t>
-      </w:r>
-      <w:r>
-        <w:rPr>
-          <w:iCs/>
-          <w:i/>
-        </w:rPr>
+        <w:t xml:space="preserve">* 执行脚本</w:t>
+      </w:r>
+      <w:r>
         <w:t xml:space="preserve"> </w:t>
       </w:r>
       <w:r>
         <w:rPr>
           <w:rStyle w:val="VerbatimChar"/>
-          <w:iCs/>
-          <w:i/>
         </w:rPr>
         <w:t xml:space="preserve">tools/patch_pkg_v2_fixes.py</w:t>
       </w:r>
       <w:r>
-        <w:rPr>
-          <w:iCs/>
-          <w:i/>
-        </w:rPr>
         <w:t xml:space="preserve"> </w:t>
       </w:r>
       <w:r>
-        <w:rPr>
-          <w:iCs/>
-          <w:i/>
-        </w:rPr>
-        <w:t xml:space="preserve">随包交付 · ★ 11 条修复的行级证据可复跑。</w:t>
+        <w:t xml:space="preserve">随包交付 · 11 条修复的行级证据可复跑。*</w:t>
       </w:r>
     </w:p>
     <w:bookmarkEnd w:id="30"/>

--- a/papers/包级复核收口报告_2026-10-25.docx
+++ b/papers/包级复核收口报告_2026-10-25.docx
@@ -24,9 +24,6 @@
       </w:r>
       <w:r>
         <w:t xml:space="preserve">：</w:t>
-      </w:r>
-      <w:r>
-        <w:t xml:space="preserve"> </w:t>
       </w:r>
       <w:r>
         <w:rPr>
@@ -963,9 +960,6 @@
         <w:t xml:space="preserve">：</w:t>
       </w:r>
       <w:r>
-        <w:t xml:space="preserve"> </w:t>
-      </w:r>
-      <w:r>
         <w:rPr>
           <w:bCs/>
           <w:b/>
@@ -1680,9 +1674,6 @@
       </w:r>
       <w:r>
         <w:t xml:space="preserve">：</w:t>
-      </w:r>
-      <w:r>
-        <w:t xml:space="preserve"> </w:t>
       </w:r>
       <w:r>
         <w:rPr>
@@ -2444,9 +2435,6 @@
               <w:t xml:space="preserve">；</w:t>
             </w:r>
             <w:r>
-              <w:t xml:space="preserve"> </w:t>
-            </w:r>
-            <w:r>
               <w:rPr>
                 <w:bCs/>
                 <w:b/>
@@ -3428,9 +3416,6 @@
         <w:t xml:space="preserve">；</w:t>
       </w:r>
       <w:r>
-        <w:t xml:space="preserve"> </w:t>
-      </w:r>
-      <w:r>
         <w:rPr>
           <w:bCs/>
           <w:b/>
@@ -3523,9 +3508,6 @@
         <w:t xml:space="preserve">3. 同理，</w:t>
       </w:r>
       <w:r>
-        <w:t xml:space="preserve"> </w:t>
-      </w:r>
-      <w:r>
         <w:rPr>
           <w:bCs/>
           <w:b/>
@@ -3597,9 +3579,6 @@
         <w:t xml:space="preserve">：</w:t>
       </w:r>
       <w:r>
-        <w:t xml:space="preserve"> </w:t>
-      </w:r>
-      <w:r>
         <w:rPr>
           <w:bCs/>
           <w:b/>
@@ -3615,16 +3594,13 @@
       </w:r>
     </w:p>
     <w:bookmarkEnd w:id="26"/>
-    <w:bookmarkStart w:id="27" w:name="元教训-读出来不等于抄对了"/>
+    <w:bookmarkStart w:id="27" w:name="元教训读出来不等于抄对了"/>
     <w:p>
       <w:pPr>
         <w:pStyle w:val="Heading2"/>
       </w:pPr>
       <w:r>
         <w:t xml:space="preserve">4 · 元教训：</w:t>
-      </w:r>
-      <w:r>
-        <w:t xml:space="preserve"> </w:t>
       </w:r>
       <w:r>
         <w:rPr>
@@ -3677,9 +3653,6 @@
         <w:t xml:space="preserve">：</w:t>
       </w:r>
       <w:r>
-        <w:t xml:space="preserve"> </w:t>
-      </w:r>
-      <w:r>
         <w:rPr>
           <w:bCs/>
           <w:b/>
@@ -3715,9 +3688,6 @@
         <w:t xml:space="preserve">：</w:t>
       </w:r>
       <w:r>
-        <w:t xml:space="preserve"> </w:t>
-      </w:r>
-      <w:r>
         <w:rPr>
           <w:bCs/>
           <w:b/>
@@ -3761,9 +3731,6 @@
       </w:r>
       <w:r>
         <w:t xml:space="preserve">：</w:t>
-      </w:r>
-      <w:r>
-        <w:t xml:space="preserve"> </w:t>
       </w:r>
       <w:r>
         <w:rPr>
@@ -5467,9 +5434,6 @@
         <w:t xml:space="preserve">，⑤ 应无输出（v2 实测：</w:t>
       </w:r>
       <w:r>
-        <w:t xml:space="preserve"> </w:t>
-      </w:r>
-      <w:r>
         <w:rPr>
           <w:bCs/>
           <w:b/>
@@ -5904,13 +5868,6 @@
           <w:i/>
         </w:rPr>
         <w:t xml:space="preserve">2026-10-25 · owner（Mavis）自撰 · 这一轮接管自上一轮会话（上一轮因沙箱重置中断，论文原文未交出）· 本文所有断言均带回源 · 未核到的写成"未核到"，</w:t>
-      </w:r>
-      <w:r>
-        <w:rPr>
-          <w:iCs/>
-          <w:i/>
-        </w:rPr>
-        <w:t xml:space="preserve"> </w:t>
       </w:r>
       <w:r>
         <w:rPr>
